--- a/public/templates/template_ttn.docx
+++ b/public/templates/template_ttn.docx
@@ -21,23 +21,31 @@
       <w:r>
         <w:rPr>
           <w:b/>
-          <w:lang w:val="ru-RU"/>
-        </w:rPr>
-        <w:t>ТОВАРНО-ТРАНСПОРТНАЯ НАКЛАДНАЯ</w:t>
+          <w:lang w:val="kk-KZ"/>
+        </w:rPr>
+        <w:t xml:space="preserve">ТОВАРНО-ТРАНСПОРТНАЯ НАКЛАДНАЯ </w:t>
       </w:r>
       <w:r>
         <w:rPr>
           <w:b/>
-          <w:lang w:val="ru-RU"/>
+          <w:lang w:val="kk-KZ"/>
         </w:rPr>
         <w:t xml:space="preserve"> </w:t>
       </w:r>
       <w:r>
         <w:rPr>
           <w:b/>
+          <w:u w:val="single"/>
           <w:lang w:val="ru-RU"/>
         </w:rPr>
-        <w:t>_</w:t>
+        <w:t>{</w:t>
+      </w:r>
+      <w:r>
+        <w:rPr>
+          <w:b/>
+          <w:u w:val="single"/>
+        </w:rPr>
+        <w:t>number</w:t>
       </w:r>
       <w:r>
         <w:rPr>
@@ -45,29 +53,7 @@
           <w:u w:val="single"/>
           <w:lang w:val="ru-RU"/>
         </w:rPr>
-        <w:t>{</w:t>
-      </w:r>
-      <w:r>
-        <w:rPr>
-          <w:b/>
-          <w:u w:val="single"/>
-        </w:rPr>
-        <w:t>date</w:t>
-      </w:r>
-      <w:r>
-        <w:rPr>
-          <w:b/>
-          <w:u w:val="single"/>
-          <w:lang w:val="ru-RU"/>
-        </w:rPr>
         <w:t>}</w:t>
-      </w:r>
-      <w:r>
-        <w:rPr>
-          <w:b/>
-          <w:lang w:val="ru-RU"/>
-        </w:rPr>
-        <w:t>_</w:t>
       </w:r>
     </w:p>
     <w:p>
@@ -76,13 +62,13 @@
         <w:rPr>
           <w:b/>
           <w:u w:val="single"/>
-          <w:lang w:val="ru-RU"/>
+          <w:lang w:val="kk-KZ"/>
         </w:rPr>
       </w:pPr>
       <w:r>
         <w:rPr>
           <w:b/>
-          <w:lang w:val="ru-RU"/>
+          <w:lang w:val="kk-KZ"/>
         </w:rPr>
         <w:t>О</w:t>
       </w:r>
@@ -90,40 +76,25 @@
         <w:rPr>
           <w:b/>
           <w:u w:val="single"/>
-          <w:lang w:val="ru-RU"/>
-        </w:rPr>
-        <w:t xml:space="preserve">т </w:t>
+          <w:lang w:val="kk-KZ"/>
+        </w:rPr>
+        <w:t>т</w:t>
       </w:r>
       <w:r>
         <w:rPr>
           <w:b/>
           <w:u w:val="single"/>
-          <w:lang w:val="ru-RU"/>
-        </w:rPr>
-        <w:t>{</w:t>
+          <w:lang w:val="kk-KZ"/>
+        </w:rPr>
+        <w:t xml:space="preserve">  </w:t>
       </w:r>
       <w:r>
         <w:rPr>
           <w:b/>
           <w:u w:val="single"/>
-        </w:rPr>
-        <w:t>dateLong</w:t>
-      </w:r>
-      <w:r>
-        <w:rPr>
-          <w:b/>
-          <w:u w:val="single"/>
-          <w:lang w:val="ru-RU"/>
-        </w:rPr>
-        <w:t>}</w:t>
-      </w:r>
-      <w:r>
-        <w:rPr>
-          <w:b/>
-          <w:u w:val="single"/>
-          <w:lang w:val="ru-RU"/>
-        </w:rPr>
-        <w:t>___</w:t>
+          <w:lang w:val="kk-KZ"/>
+        </w:rPr>
+        <w:t>{dateLong}</w:t>
       </w:r>
     </w:p>
     <w:p>
@@ -132,7 +103,7 @@
         <w:rPr>
           <w:b/>
           <w:u w:val="single"/>
-          <w:lang w:val="ru-RU"/>
+          <w:lang w:val="kk-KZ"/>
         </w:rPr>
       </w:pPr>
     </w:p>
@@ -141,27 +112,20 @@
         <w:rPr>
           <w:sz w:val="36"/>
           <w:szCs w:val="36"/>
-          <w:lang w:val="ru-RU"/>
+          <w:lang w:val="kk-KZ"/>
         </w:rPr>
       </w:pPr>
       <w:r>
         <w:rPr>
           <w:b/>
-          <w:lang w:val="ru-RU"/>
-        </w:rPr>
-        <w:t>А</w:t>
+          <w:lang w:val="kk-KZ"/>
+        </w:rPr>
+        <w:t>Тип транспорта</w:t>
       </w:r>
       <w:r>
         <w:rPr>
           <w:b/>
-          <w:lang w:val="ru-RU"/>
-        </w:rPr>
-        <w:t>втомобиль</w:t>
-      </w:r>
-      <w:r>
-        <w:rPr>
-          <w:b/>
-          <w:lang w:val="ru-RU"/>
+          <w:lang w:val="kk-KZ"/>
         </w:rPr>
         <w:t xml:space="preserve">: </w:t>
       </w:r>
@@ -169,7 +133,7 @@
         <w:rPr>
           <w:b/>
           <w:u w:val="single"/>
-          <w:lang w:val="ru-RU"/>
+          <w:lang w:val="kk-KZ"/>
         </w:rPr>
         <w:t xml:space="preserve">  </w:t>
       </w:r>
@@ -177,73 +141,31 @@
         <w:rPr>
           <w:b/>
           <w:u w:val="single"/>
-          <w:lang w:val="ru-RU"/>
-        </w:rPr>
-        <w:t>{</w:t>
+          <w:lang w:val="kk-KZ"/>
+        </w:rPr>
+        <w:t>{vehicle}</w:t>
       </w:r>
       <w:r>
         <w:rPr>
           <w:b/>
           <w:u w:val="single"/>
-        </w:rPr>
-        <w:t>vehicle</w:t>
+          <w:lang w:val="kk-KZ"/>
+        </w:rPr>
+        <w:t xml:space="preserve">   </w:t>
       </w:r>
       <w:r>
         <w:rPr>
           <w:b/>
-          <w:u w:val="single"/>
-          <w:lang w:val="ru-RU"/>
-        </w:rPr>
-        <w:t>}</w:t>
+          <w:lang w:val="kk-KZ"/>
+        </w:rPr>
+        <w:t xml:space="preserve">                    водитель: </w:t>
       </w:r>
       <w:r>
         <w:rPr>
           <w:b/>
-          <w:u w:val="single"/>
-          <w:lang w:val="ru-RU"/>
-        </w:rPr>
-        <w:t>_______</w:t>
-      </w:r>
-      <w:r>
-        <w:rPr>
-          <w:b/>
-          <w:lang w:val="ru-RU"/>
-        </w:rPr>
-        <w:t xml:space="preserve">                        </w:t>
-      </w:r>
-      <w:r>
-        <w:rPr>
-          <w:b/>
-          <w:lang w:val="ru-RU"/>
-        </w:rPr>
-        <w:t>водитель: _</w:t>
-      </w:r>
-      <w:r>
-        <w:rPr>
-          <w:b/>
-          <w:lang w:val="ru-RU"/>
-        </w:rPr>
-        <w:t>{</w:t>
-      </w:r>
-      <w:r>
-        <w:rPr>
-          <w:b/>
-        </w:rPr>
-        <w:t>driver</w:t>
-      </w:r>
-      <w:r>
-        <w:rPr>
-          <w:b/>
-          <w:lang w:val="ru-RU"/>
-        </w:rPr>
-        <w:t>}</w:t>
-      </w:r>
-      <w:r>
-        <w:rPr>
-          <w:b/>
-          <w:lang w:val="ru-RU"/>
-        </w:rPr>
-        <w:t>__</w:t>
+          <w:lang w:val="kk-KZ"/>
+        </w:rPr>
+        <w:t>{driver}</w:t>
       </w:r>
     </w:p>
     <w:p>
@@ -258,7 +180,7 @@
         <w:rPr>
           <w:sz w:val="16"/>
           <w:szCs w:val="16"/>
-          <w:lang w:val="ru-RU"/>
+          <w:lang w:val="kk-KZ"/>
         </w:rPr>
         <w:t xml:space="preserve">                                        </w:t>
       </w:r>
@@ -268,15 +190,16 @@
           <w:szCs w:val="16"/>
           <w:lang w:val="ru-RU"/>
         </w:rPr>
-        <w:t>Марка, гос. номер</w:t>
+        <w:t xml:space="preserve">Марка, гос. </w:t>
       </w:r>
+      <w:proofErr w:type="gramStart"/>
       <w:r>
         <w:rPr>
           <w:sz w:val="16"/>
           <w:szCs w:val="16"/>
           <w:lang w:val="ru-RU"/>
         </w:rPr>
-        <w:t xml:space="preserve">,                                                                   </w:t>
+        <w:t>номер</w:t>
       </w:r>
       <w:r>
         <w:rPr>
@@ -284,16 +207,32 @@
           <w:szCs w:val="16"/>
           <w:lang w:val="ru-RU"/>
         </w:rPr>
-        <w:tab/>
+        <w:t xml:space="preserve">,   </w:t>
       </w:r>
+      <w:proofErr w:type="gramEnd"/>
       <w:r>
         <w:rPr>
           <w:sz w:val="16"/>
           <w:szCs w:val="16"/>
           <w:lang w:val="ru-RU"/>
         </w:rPr>
-        <w:tab/>
-        <w:t xml:space="preserve">                                                    Ф.И.О. </w:t>
+        <w:t xml:space="preserve">                                                 </w:t>
+      </w:r>
+      <w:r>
+        <w:rPr>
+          <w:sz w:val="16"/>
+          <w:szCs w:val="16"/>
+          <w:lang w:val="ru-RU"/>
+        </w:rPr>
+        <w:t xml:space="preserve">            </w:t>
+      </w:r>
+      <w:r>
+        <w:rPr>
+          <w:sz w:val="16"/>
+          <w:szCs w:val="16"/>
+          <w:lang w:val="ru-RU"/>
+        </w:rPr>
+        <w:t xml:space="preserve">Ф.И.О. </w:t>
       </w:r>
     </w:p>
     <w:tbl>
@@ -360,12 +299,14 @@
               </w:rPr>
               <w:t>{</w:t>
             </w:r>
+            <w:proofErr w:type="spellStart"/>
             <w:r>
               <w:rPr>
                 <w:b/>
               </w:rPr>
               <w:t>customer_company</w:t>
             </w:r>
+            <w:proofErr w:type="spellEnd"/>
             <w:r>
               <w:rPr>
                 <w:b/>
@@ -401,7 +342,15 @@
               <w:t xml:space="preserve">: </w:t>
             </w:r>
             <w:r>
-              <w:t>{receiver_company}</w:t>
+              <w:t>{</w:t>
+            </w:r>
+            <w:proofErr w:type="spellStart"/>
+            <w:r>
+              <w:t>receiver_company</w:t>
+            </w:r>
+            <w:proofErr w:type="spellEnd"/>
+            <w:r>
+              <w:t>}</w:t>
             </w:r>
           </w:p>
           <w:p>
@@ -509,9 +458,11 @@
               </w:rPr>
               <w:t>{</w:t>
             </w:r>
+            <w:proofErr w:type="spellStart"/>
             <w:r>
               <w:t>routeFull</w:t>
             </w:r>
+            <w:proofErr w:type="spellEnd"/>
             <w:r>
               <w:rPr>
                 <w:lang w:val="ru-RU"/>
@@ -671,8 +622,18 @@
                 <w:szCs w:val="16"/>
                 <w:lang w:val="ru-RU"/>
               </w:rPr>
-              <w:t>№ пп</w:t>
-            </w:r>
+              <w:t xml:space="preserve">№ </w:t>
+            </w:r>
+            <w:proofErr w:type="spellStart"/>
+            <w:r>
+              <w:rPr>
+                <w:sz w:val="16"/>
+                <w:szCs w:val="16"/>
+                <w:lang w:val="ru-RU"/>
+              </w:rPr>
+              <w:t>пп</w:t>
+            </w:r>
+            <w:proofErr w:type="spellEnd"/>
           </w:p>
         </w:tc>
         <w:tc>
@@ -720,8 +681,18 @@
                 <w:szCs w:val="16"/>
                 <w:lang w:val="ru-RU"/>
               </w:rPr>
-              <w:t>Ед. Из-ия</w:t>
-            </w:r>
+              <w:t>Ед. Из-</w:t>
+            </w:r>
+            <w:proofErr w:type="spellStart"/>
+            <w:r>
+              <w:rPr>
+                <w:sz w:val="16"/>
+                <w:szCs w:val="16"/>
+                <w:lang w:val="ru-RU"/>
+              </w:rPr>
+              <w:t>ия</w:t>
+            </w:r>
+            <w:proofErr w:type="spellEnd"/>
           </w:p>
         </w:tc>
         <w:tc>
@@ -784,15 +755,20 @@
           <w:p>
             <w:pPr>
               <w:jc w:val="center"/>
-              <w:rPr>
-                <w:lang w:val="ru-RU"/>
-              </w:rPr>
-            </w:pPr>
-            <w:r>
-              <w:rPr>
-                <w:lang w:val="ru-RU"/>
-              </w:rPr>
-              <w:t>1</w:t>
+            </w:pPr>
+            <w:r>
+              <w:t>{#</w:t>
+            </w:r>
+            <w:proofErr w:type="gramStart"/>
+            <w:r>
+              <w:t>rows}</w:t>
+            </w:r>
+            <w:r>
+              <w:t>{</w:t>
+            </w:r>
+            <w:proofErr w:type="gramEnd"/>
+            <w:r>
+              <w:t>index}</w:t>
             </w:r>
           </w:p>
         </w:tc>
@@ -802,16 +778,14 @@
             <w:vAlign w:val="center"/>
           </w:tcPr>
           <w:p>
-            <w:pPr>
-              <w:rPr>
-                <w:lang w:val="ru-RU"/>
-              </w:rPr>
-            </w:pPr>
-            <w:r>
-              <w:rPr>
-                <w:lang w:val="ru-RU"/>
-              </w:rPr>
-              <w:t xml:space="preserve">Авиа шины </w:t>
+            <w:r>
+              <w:t>{</w:t>
+            </w:r>
+            <w:r>
+              <w:t>title</w:t>
+            </w:r>
+            <w:r>
+              <w:t>}</w:t>
             </w:r>
           </w:p>
         </w:tc>
@@ -824,12 +798,12 @@
             <w:pPr>
               <w:jc w:val="center"/>
               <w:rPr>
-                <w:lang w:val="ru-RU"/>
-              </w:rPr>
-            </w:pPr>
-            <w:r>
-              <w:rPr>
-                <w:lang w:val="ru-RU"/>
+                <w:lang w:val="kk-KZ"/>
+              </w:rPr>
+            </w:pPr>
+            <w:r>
+              <w:rPr>
+                <w:lang w:val="kk-KZ"/>
               </w:rPr>
               <w:t>мест</w:t>
             </w:r>
@@ -843,10 +817,10 @@
           <w:p>
             <w:pPr>
               <w:jc w:val="center"/>
-              <w:rPr>
-                <w:lang w:val="kk-KZ"/>
-              </w:rPr>
-            </w:pPr>
+            </w:pPr>
+            <w:r>
+              <w:t>{seats}</w:t>
+            </w:r>
           </w:p>
         </w:tc>
         <w:tc>
@@ -857,113 +831,10 @@
           <w:p>
             <w:pPr>
               <w:jc w:val="center"/>
-              <w:rPr>
-                <w:lang w:val="ru-RU"/>
-              </w:rPr>
-            </w:pPr>
-            <w:r>
-              <w:rPr>
-                <w:lang w:val="ru-RU"/>
-              </w:rPr>
-              <w:t>кг</w:t>
-            </w:r>
-          </w:p>
-        </w:tc>
-      </w:tr>
-      <w:tr>
-        <w:trPr>
-          <w:trHeight w:val="702"/>
-        </w:trPr>
-        <w:tc>
-          <w:tcPr>
-            <w:tcW w:w="1400" w:type="dxa"/>
-            <w:vAlign w:val="center"/>
-          </w:tcPr>
-          <w:p>
-            <w:pPr>
-              <w:jc w:val="center"/>
-            </w:pPr>
-            <w:r>
-              <w:t>{#rows}</w:t>
-            </w:r>
-          </w:p>
-          <w:p>
-            <w:pPr>
-              <w:jc w:val="center"/>
-            </w:pPr>
-            <w:r>
-              <w:t>{index}</w:t>
-            </w:r>
-          </w:p>
-        </w:tc>
-        <w:tc>
-          <w:tcPr>
-            <w:tcW w:w="8411" w:type="dxa"/>
-            <w:vAlign w:val="center"/>
-          </w:tcPr>
-          <w:p>
-            <w:r>
-              <w:t>{</w:t>
-            </w:r>
-            <w:r>
-              <w:t>title</w:t>
-            </w:r>
-            <w:r>
-              <w:t>}</w:t>
-            </w:r>
-          </w:p>
-        </w:tc>
-        <w:tc>
-          <w:tcPr>
-            <w:tcW w:w="1945" w:type="dxa"/>
-            <w:vAlign w:val="center"/>
-          </w:tcPr>
-          <w:p>
-            <w:pPr>
-              <w:jc w:val="center"/>
-            </w:pPr>
-            <w:r>
-              <w:t>{</w:t>
-            </w:r>
-            <w:r>
-              <w:t>packaging</w:t>
-            </w:r>
-            <w:r>
-              <w:t>}</w:t>
-            </w:r>
-          </w:p>
-        </w:tc>
-        <w:tc>
-          <w:tcPr>
-            <w:tcW w:w="1597" w:type="dxa"/>
-            <w:vAlign w:val="center"/>
-          </w:tcPr>
-          <w:p>
-            <w:pPr>
-              <w:jc w:val="center"/>
-            </w:pPr>
-            <w:r>
-              <w:t>{seats}</w:t>
-            </w:r>
-          </w:p>
-        </w:tc>
-        <w:tc>
-          <w:tcPr>
-            <w:tcW w:w="2060" w:type="dxa"/>
-            <w:vAlign w:val="center"/>
-          </w:tcPr>
-          <w:p>
-            <w:pPr>
-              <w:jc w:val="center"/>
             </w:pPr>
             <w:r>
               <w:t>{weight}</w:t>
             </w:r>
-          </w:p>
-          <w:p>
-            <w:pPr>
-              <w:jc w:val="center"/>
-            </w:pPr>
             <w:r>
               <w:t>{/rows}</w:t>
             </w:r>
@@ -1038,7 +909,16 @@
                 <w:szCs w:val="20"/>
                 <w:lang w:val="ru-RU"/>
               </w:rPr>
-              <w:t>Массой брутто</w:t>
+              <w:t xml:space="preserve">Массой </w:t>
+            </w:r>
+            <w:proofErr w:type="gramStart"/>
+            <w:r>
+              <w:rPr>
+                <w:sz w:val="20"/>
+                <w:szCs w:val="20"/>
+                <w:lang w:val="ru-RU"/>
+              </w:rPr>
+              <w:t>брутто</w:t>
             </w:r>
             <w:r>
               <w:rPr>
@@ -1056,6 +936,22 @@
               </w:rPr>
               <w:t xml:space="preserve">  </w:t>
             </w:r>
+            <w:proofErr w:type="gramEnd"/>
+            <w:r>
+              <w:rPr>
+                <w:sz w:val="20"/>
+                <w:szCs w:val="20"/>
+                <w:lang w:val="ru-RU"/>
+              </w:rPr>
+              <w:t>{</w:t>
+            </w:r>
+            <w:r>
+              <w:rPr>
+                <w:sz w:val="20"/>
+                <w:szCs w:val="20"/>
+              </w:rPr>
+              <w:t>total</w:t>
+            </w:r>
             <w:r>
               <w:rPr>
                 <w:sz w:val="20"/>
@@ -1068,6 +964,53 @@
               <w:rPr>
                 <w:sz w:val="20"/>
                 <w:szCs w:val="20"/>
+              </w:rPr>
+              <w:t>weight</w:t>
+            </w:r>
+            <w:r>
+              <w:rPr>
+                <w:sz w:val="20"/>
+                <w:szCs w:val="20"/>
+                <w:lang w:val="ru-RU"/>
+              </w:rPr>
+              <w:t>}</w:t>
+            </w:r>
+            <w:r>
+              <w:rPr>
+                <w:sz w:val="20"/>
+                <w:szCs w:val="20"/>
+                <w:lang w:val="ru-RU"/>
+              </w:rPr>
+              <w:t xml:space="preserve"> </w:t>
+            </w:r>
+            <w:r>
+              <w:rPr>
+                <w:sz w:val="20"/>
+                <w:szCs w:val="20"/>
+                <w:lang w:val="ru-RU"/>
+              </w:rPr>
+              <w:t>кг</w:t>
+            </w:r>
+            <w:r>
+              <w:rPr>
+                <w:sz w:val="20"/>
+                <w:szCs w:val="20"/>
+                <w:lang w:val="ru-RU"/>
+              </w:rPr>
+              <w:t xml:space="preserve">, </w:t>
+            </w:r>
+            <w:r>
+              <w:rPr>
+                <w:sz w:val="20"/>
+                <w:szCs w:val="20"/>
+                <w:lang w:val="ru-RU"/>
+              </w:rPr>
+              <w:t xml:space="preserve">  </w:t>
+            </w:r>
+            <w:r>
+              <w:rPr>
+                <w:sz w:val="20"/>
+                <w:szCs w:val="20"/>
                 <w:lang w:val="ru-RU"/>
               </w:rPr>
               <w:t>{</w:t>
@@ -1077,7 +1020,22 @@
                 <w:sz w:val="20"/>
                 <w:szCs w:val="20"/>
               </w:rPr>
-              <w:t>grossWeight</w:t>
+              <w:t>total</w:t>
+            </w:r>
+            <w:r>
+              <w:rPr>
+                <w:sz w:val="20"/>
+                <w:szCs w:val="20"/>
+                <w:lang w:val="ru-RU"/>
+              </w:rPr>
+              <w:t>_</w:t>
+            </w:r>
+            <w:r>
+              <w:rPr>
+                <w:sz w:val="20"/>
+                <w:szCs w:val="20"/>
+              </w:rPr>
+              <w:t>seats</w:t>
             </w:r>
             <w:r>
               <w:rPr>
@@ -1093,70 +1051,7 @@
                 <w:szCs w:val="20"/>
                 <w:lang w:val="ru-RU"/>
               </w:rPr>
-              <w:t>_</w:t>
-            </w:r>
-            <w:r>
-              <w:rPr>
-                <w:sz w:val="20"/>
-                <w:szCs w:val="20"/>
-                <w:lang w:val="ru-RU"/>
-              </w:rPr>
               <w:t xml:space="preserve"> </w:t>
-            </w:r>
-            <w:r>
-              <w:rPr>
-                <w:sz w:val="20"/>
-                <w:szCs w:val="20"/>
-                <w:lang w:val="ru-RU"/>
-              </w:rPr>
-              <w:t>кг</w:t>
-            </w:r>
-            <w:r>
-              <w:rPr>
-                <w:sz w:val="20"/>
-                <w:szCs w:val="20"/>
-                <w:lang w:val="ru-RU"/>
-              </w:rPr>
-              <w:t xml:space="preserve">, </w:t>
-            </w:r>
-            <w:r>
-              <w:rPr>
-                <w:sz w:val="20"/>
-                <w:szCs w:val="20"/>
-                <w:lang w:val="ru-RU"/>
-              </w:rPr>
-              <w:t xml:space="preserve">   __</w:t>
-            </w:r>
-            <w:r>
-              <w:rPr>
-                <w:sz w:val="20"/>
-                <w:szCs w:val="20"/>
-                <w:lang w:val="ru-RU"/>
-              </w:rPr>
-              <w:t>{</w:t>
-            </w:r>
-            <w:r>
-              <w:rPr>
-                <w:sz w:val="20"/>
-                <w:szCs w:val="20"/>
-              </w:rPr>
-              <w:t>totalSeatsTTN</w:t>
-            </w:r>
-            <w:r>
-              <w:rPr>
-                <w:sz w:val="20"/>
-                <w:szCs w:val="20"/>
-                <w:lang w:val="ru-RU"/>
-              </w:rPr>
-              <w:t>}</w:t>
-            </w:r>
-            <w:r>
-              <w:rPr>
-                <w:sz w:val="20"/>
-                <w:szCs w:val="20"/>
-                <w:lang w:val="ru-RU"/>
-              </w:rPr>
-              <w:t xml:space="preserve">__ </w:t>
             </w:r>
             <w:r>
               <w:rPr>
@@ -1379,12 +1274,66 @@
                 <w:szCs w:val="20"/>
                 <w:lang w:val="ru-RU"/>
               </w:rPr>
+              <w:t>{</w:t>
+            </w:r>
+            <w:r>
+              <w:rPr>
+                <w:sz w:val="20"/>
+                <w:szCs w:val="20"/>
+              </w:rPr>
+              <w:t>total</w:t>
+            </w:r>
+            <w:r>
+              <w:rPr>
+                <w:sz w:val="20"/>
+                <w:szCs w:val="20"/>
+                <w:lang w:val="ru-RU"/>
+              </w:rPr>
               <w:t>_</w:t>
             </w:r>
             <w:r>
               <w:rPr>
                 <w:sz w:val="20"/>
                 <w:szCs w:val="20"/>
+              </w:rPr>
+              <w:t>weight</w:t>
+            </w:r>
+            <w:r>
+              <w:rPr>
+                <w:sz w:val="20"/>
+                <w:szCs w:val="20"/>
+                <w:lang w:val="ru-RU"/>
+              </w:rPr>
+              <w:t>}</w:t>
+            </w:r>
+            <w:r>
+              <w:rPr>
+                <w:sz w:val="20"/>
+                <w:szCs w:val="20"/>
+                <w:lang w:val="ru-RU"/>
+              </w:rPr>
+              <w:t xml:space="preserve"> </w:t>
+            </w:r>
+            <w:r>
+              <w:rPr>
+                <w:sz w:val="20"/>
+                <w:szCs w:val="20"/>
+                <w:lang w:val="ru-RU"/>
+              </w:rPr>
+              <w:t>кг</w:t>
+            </w:r>
+            <w:r>
+              <w:rPr>
+                <w:sz w:val="20"/>
+                <w:szCs w:val="20"/>
+                <w:lang w:val="ru-RU"/>
+              </w:rPr>
+              <w:t xml:space="preserve"> </w:t>
+            </w:r>
+            <w:r>
+              <w:rPr>
+                <w:sz w:val="20"/>
+                <w:szCs w:val="20"/>
                 <w:lang w:val="ru-RU"/>
               </w:rPr>
               <w:t>{</w:t>
@@ -1394,62 +1343,22 @@
                 <w:sz w:val="20"/>
                 <w:szCs w:val="20"/>
               </w:rPr>
-              <w:t>grossWeight</w:t>
-            </w:r>
-            <w:r>
-              <w:rPr>
-                <w:sz w:val="20"/>
-                <w:szCs w:val="20"/>
-                <w:lang w:val="ru-RU"/>
-              </w:rPr>
-              <w:t>}</w:t>
-            </w:r>
-            <w:r>
-              <w:rPr>
-                <w:sz w:val="20"/>
-                <w:szCs w:val="20"/>
-                <w:lang w:val="ru-RU"/>
-              </w:rPr>
-              <w:t xml:space="preserve"> </w:t>
-            </w:r>
-            <w:r>
-              <w:rPr>
-                <w:sz w:val="20"/>
-                <w:szCs w:val="20"/>
-                <w:lang w:val="ru-RU"/>
-              </w:rPr>
-              <w:t>кг</w:t>
-            </w:r>
-            <w:r>
-              <w:rPr>
-                <w:sz w:val="20"/>
-                <w:szCs w:val="20"/>
-                <w:lang w:val="ru-RU"/>
-              </w:rPr>
-              <w:t xml:space="preserve"> </w:t>
-            </w:r>
-            <w:r>
-              <w:rPr>
-                <w:sz w:val="20"/>
-                <w:szCs w:val="20"/>
-                <w:lang w:val="ru-RU"/>
-              </w:rPr>
-              <w:t>__</w:t>
-            </w:r>
-            <w:r>
-              <w:rPr>
-                <w:sz w:val="20"/>
-                <w:szCs w:val="20"/>
-                <w:lang w:val="ru-RU"/>
-              </w:rPr>
-              <w:t>{</w:t>
-            </w:r>
-            <w:r>
-              <w:rPr>
-                <w:sz w:val="20"/>
-                <w:szCs w:val="20"/>
-              </w:rPr>
-              <w:t>totalSeatsTTN</w:t>
+              <w:t>total</w:t>
+            </w:r>
+            <w:r>
+              <w:rPr>
+                <w:sz w:val="20"/>
+                <w:szCs w:val="20"/>
+                <w:lang w:val="ru-RU"/>
+              </w:rPr>
+              <w:t>_</w:t>
+            </w:r>
+            <w:r>
+              <w:rPr>
+                <w:sz w:val="20"/>
+                <w:szCs w:val="20"/>
+              </w:rPr>
+              <w:t>seats</w:t>
             </w:r>
             <w:r>
               <w:rPr>
@@ -1611,25 +1520,99 @@
                 <w:szCs w:val="20"/>
                 <w:lang w:val="ru-RU"/>
               </w:rPr>
-              <w:t>Дата и время прибытия ТС под загрузку «_____»__________20___г _____ч:_____мин</w:t>
-            </w:r>
-          </w:p>
-          <w:p>
-            <w:pPr>
-              <w:rPr>
-                <w:sz w:val="20"/>
-                <w:szCs w:val="20"/>
-                <w:lang w:val="ru-RU"/>
-              </w:rPr>
-            </w:pPr>
-            <w:r>
-              <w:rPr>
-                <w:sz w:val="20"/>
-                <w:szCs w:val="20"/>
-                <w:lang w:val="ru-RU"/>
-              </w:rPr>
-              <w:t>Дата и время окончания погруз. работ     «_____»__________20___г _____ч:_____мин</w:t>
-            </w:r>
+              <w:t>Дата и время прибытия ТС под загрузку «____</w:t>
+            </w:r>
+            <w:proofErr w:type="gramStart"/>
+            <w:r>
+              <w:rPr>
+                <w:sz w:val="20"/>
+                <w:szCs w:val="20"/>
+                <w:lang w:val="ru-RU"/>
+              </w:rPr>
+              <w:t>_»_</w:t>
+            </w:r>
+            <w:proofErr w:type="gramEnd"/>
+            <w:r>
+              <w:rPr>
+                <w:sz w:val="20"/>
+                <w:szCs w:val="20"/>
+                <w:lang w:val="ru-RU"/>
+              </w:rPr>
+              <w:t>_________20___г _____</w:t>
+            </w:r>
+            <w:proofErr w:type="spellStart"/>
+            <w:r>
+              <w:rPr>
+                <w:sz w:val="20"/>
+                <w:szCs w:val="20"/>
+                <w:lang w:val="ru-RU"/>
+              </w:rPr>
+              <w:t>ч:_____мин</w:t>
+            </w:r>
+            <w:proofErr w:type="spellEnd"/>
+          </w:p>
+          <w:p>
+            <w:pPr>
+              <w:rPr>
+                <w:sz w:val="20"/>
+                <w:szCs w:val="20"/>
+                <w:lang w:val="ru-RU"/>
+              </w:rPr>
+            </w:pPr>
+            <w:r>
+              <w:rPr>
+                <w:sz w:val="20"/>
+                <w:szCs w:val="20"/>
+                <w:lang w:val="ru-RU"/>
+              </w:rPr>
+              <w:t xml:space="preserve">Дата и время окончания </w:t>
+            </w:r>
+            <w:proofErr w:type="spellStart"/>
+            <w:r>
+              <w:rPr>
+                <w:sz w:val="20"/>
+                <w:szCs w:val="20"/>
+                <w:lang w:val="ru-RU"/>
+              </w:rPr>
+              <w:t>погруз</w:t>
+            </w:r>
+            <w:proofErr w:type="spellEnd"/>
+            <w:r>
+              <w:rPr>
+                <w:sz w:val="20"/>
+                <w:szCs w:val="20"/>
+                <w:lang w:val="ru-RU"/>
+              </w:rPr>
+              <w:t xml:space="preserve">. работ  </w:t>
+            </w:r>
+            <w:proofErr w:type="gramStart"/>
+            <w:r>
+              <w:rPr>
+                <w:sz w:val="20"/>
+                <w:szCs w:val="20"/>
+                <w:lang w:val="ru-RU"/>
+              </w:rPr>
+              <w:t xml:space="preserve">   «</w:t>
+            </w:r>
+            <w:proofErr w:type="gramEnd"/>
+            <w:r>
+              <w:rPr>
+                <w:sz w:val="20"/>
+                <w:szCs w:val="20"/>
+                <w:lang w:val="ru-RU"/>
+              </w:rPr>
+              <w:t>_____»__________20___г _____</w:t>
+            </w:r>
+            <w:proofErr w:type="spellStart"/>
+            <w:r>
+              <w:rPr>
+                <w:sz w:val="20"/>
+                <w:szCs w:val="20"/>
+                <w:lang w:val="ru-RU"/>
+              </w:rPr>
+              <w:t>ч:_____мин</w:t>
+            </w:r>
+            <w:proofErr w:type="spellEnd"/>
           </w:p>
         </w:tc>
         <w:tc>
@@ -1651,25 +1634,99 @@
                 <w:szCs w:val="20"/>
                 <w:lang w:val="ru-RU"/>
               </w:rPr>
-              <w:t>Дата и время прибытия ТС под разгрузку «____»__________20___г _____ч:_____мин</w:t>
-            </w:r>
-          </w:p>
-          <w:p>
-            <w:pPr>
-              <w:rPr>
-                <w:sz w:val="20"/>
-                <w:szCs w:val="20"/>
-                <w:lang w:val="ru-RU"/>
-              </w:rPr>
-            </w:pPr>
-            <w:r>
-              <w:rPr>
-                <w:sz w:val="20"/>
-                <w:szCs w:val="20"/>
-                <w:lang w:val="ru-RU"/>
-              </w:rPr>
-              <w:t>Дата и время окончания разгруз. работ     «____»__________20___г _____ч:_____мин</w:t>
-            </w:r>
+              <w:t>Дата и время прибытия ТС под разгрузку «___</w:t>
+            </w:r>
+            <w:proofErr w:type="gramStart"/>
+            <w:r>
+              <w:rPr>
+                <w:sz w:val="20"/>
+                <w:szCs w:val="20"/>
+                <w:lang w:val="ru-RU"/>
+              </w:rPr>
+              <w:t>_»_</w:t>
+            </w:r>
+            <w:proofErr w:type="gramEnd"/>
+            <w:r>
+              <w:rPr>
+                <w:sz w:val="20"/>
+                <w:szCs w:val="20"/>
+                <w:lang w:val="ru-RU"/>
+              </w:rPr>
+              <w:t>_________20___г _____</w:t>
+            </w:r>
+            <w:proofErr w:type="spellStart"/>
+            <w:r>
+              <w:rPr>
+                <w:sz w:val="20"/>
+                <w:szCs w:val="20"/>
+                <w:lang w:val="ru-RU"/>
+              </w:rPr>
+              <w:t>ч:_____мин</w:t>
+            </w:r>
+            <w:proofErr w:type="spellEnd"/>
+          </w:p>
+          <w:p>
+            <w:pPr>
+              <w:rPr>
+                <w:sz w:val="20"/>
+                <w:szCs w:val="20"/>
+                <w:lang w:val="ru-RU"/>
+              </w:rPr>
+            </w:pPr>
+            <w:r>
+              <w:rPr>
+                <w:sz w:val="20"/>
+                <w:szCs w:val="20"/>
+                <w:lang w:val="ru-RU"/>
+              </w:rPr>
+              <w:t xml:space="preserve">Дата и время окончания </w:t>
+            </w:r>
+            <w:proofErr w:type="spellStart"/>
+            <w:r>
+              <w:rPr>
+                <w:sz w:val="20"/>
+                <w:szCs w:val="20"/>
+                <w:lang w:val="ru-RU"/>
+              </w:rPr>
+              <w:t>разгруз</w:t>
+            </w:r>
+            <w:proofErr w:type="spellEnd"/>
+            <w:r>
+              <w:rPr>
+                <w:sz w:val="20"/>
+                <w:szCs w:val="20"/>
+                <w:lang w:val="ru-RU"/>
+              </w:rPr>
+              <w:t xml:space="preserve">. работ  </w:t>
+            </w:r>
+            <w:proofErr w:type="gramStart"/>
+            <w:r>
+              <w:rPr>
+                <w:sz w:val="20"/>
+                <w:szCs w:val="20"/>
+                <w:lang w:val="ru-RU"/>
+              </w:rPr>
+              <w:t xml:space="preserve">   «</w:t>
+            </w:r>
+            <w:proofErr w:type="gramEnd"/>
+            <w:r>
+              <w:rPr>
+                <w:sz w:val="20"/>
+                <w:szCs w:val="20"/>
+                <w:lang w:val="ru-RU"/>
+              </w:rPr>
+              <w:t>____»__________20___г _____</w:t>
+            </w:r>
+            <w:proofErr w:type="spellStart"/>
+            <w:r>
+              <w:rPr>
+                <w:sz w:val="20"/>
+                <w:szCs w:val="20"/>
+                <w:lang w:val="ru-RU"/>
+              </w:rPr>
+              <w:t>ч:_____мин</w:t>
+            </w:r>
+            <w:proofErr w:type="spellEnd"/>
           </w:p>
         </w:tc>
       </w:tr>

--- a/public/templates/template_ttn.docx
+++ b/public/templates/template_ttn.docx
@@ -75,7 +75,6 @@
       <w:r>
         <w:rPr>
           <w:b/>
-          <w:u w:val="single"/>
           <w:lang w:val="kk-KZ"/>
         </w:rPr>
         <w:t>т</w:t>
@@ -83,10 +82,9 @@
       <w:r>
         <w:rPr>
           <w:b/>
-          <w:u w:val="single"/>
-          <w:lang w:val="kk-KZ"/>
-        </w:rPr>
-        <w:t xml:space="preserve">  </w:t>
+          <w:lang w:val="ru-RU"/>
+        </w:rPr>
+        <w:t xml:space="preserve"> </w:t>
       </w:r>
       <w:r>
         <w:rPr>
@@ -112,9 +110,15 @@
         <w:rPr>
           <w:sz w:val="36"/>
           <w:szCs w:val="36"/>
+        </w:rPr>
+      </w:pPr>
+      <w:r>
+        <w:rPr>
+          <w:b/>
           <w:lang w:val="kk-KZ"/>
         </w:rPr>
-      </w:pPr>
+        <w:t xml:space="preserve">  </w:t>
+      </w:r>
       <w:r>
         <w:rPr>
           <w:b/>
@@ -135,104 +139,67 @@
           <w:u w:val="single"/>
           <w:lang w:val="kk-KZ"/>
         </w:rPr>
+        <w:t>{transportType}</w:t>
+      </w:r>
+      <w:r>
+        <w:rPr>
+          <w:b/>
+          <w:u w:val="single"/>
+          <w:lang w:val="kk-KZ"/>
+        </w:rPr>
+        <w:t xml:space="preserve"> </w:t>
+      </w:r>
+      <w:r>
+        <w:rPr>
+          <w:b/>
+          <w:u w:val="single"/>
+          <w:lang w:val="kk-KZ"/>
+        </w:rPr>
+        <w:t>{vehicle}</w:t>
+      </w:r>
+      <w:r>
+        <w:rPr>
+          <w:b/>
+          <w:u w:val="single"/>
+          <w:lang w:val="kk-KZ"/>
+        </w:rPr>
+        <w:t xml:space="preserve">   </w:t>
+      </w:r>
+      <w:r>
+        <w:rPr>
+          <w:b/>
+          <w:lang w:val="kk-KZ"/>
+        </w:rPr>
+        <w:t xml:space="preserve">          </w:t>
+      </w:r>
+      <w:r>
+        <w:rPr>
+          <w:b/>
+          <w:lang w:val="kk-KZ"/>
+        </w:rPr>
         <w:t xml:space="preserve">  </w:t>
       </w:r>
       <w:r>
         <w:rPr>
           <w:b/>
+          <w:lang w:val="kk-KZ"/>
+        </w:rPr>
+        <w:t>{driver_label}</w:t>
+      </w:r>
+      <w:r>
+        <w:rPr>
+          <w:b/>
+          <w:lang w:val="kk-KZ"/>
+        </w:rPr>
+        <w:t xml:space="preserve">: </w:t>
+      </w:r>
+      <w:r>
+        <w:rPr>
+          <w:b/>
           <w:u w:val="single"/>
           <w:lang w:val="kk-KZ"/>
         </w:rPr>
-        <w:t>{vehicle}</w:t>
-      </w:r>
-      <w:r>
-        <w:rPr>
-          <w:b/>
-          <w:u w:val="single"/>
-          <w:lang w:val="kk-KZ"/>
-        </w:rPr>
-        <w:t xml:space="preserve">   </w:t>
-      </w:r>
-      <w:r>
-        <w:rPr>
-          <w:b/>
-          <w:lang w:val="kk-KZ"/>
-        </w:rPr>
-        <w:t xml:space="preserve">                    водитель: </w:t>
-      </w:r>
-      <w:r>
-        <w:rPr>
-          <w:b/>
-          <w:lang w:val="kk-KZ"/>
-        </w:rPr>
         <w:t>{driver}</w:t>
-      </w:r>
-    </w:p>
-    <w:p>
-      <w:pPr>
-        <w:rPr>
-          <w:sz w:val="16"/>
-          <w:szCs w:val="16"/>
-          <w:lang w:val="ru-RU"/>
-        </w:rPr>
-      </w:pPr>
-      <w:r>
-        <w:rPr>
-          <w:sz w:val="16"/>
-          <w:szCs w:val="16"/>
-          <w:lang w:val="kk-KZ"/>
-        </w:rPr>
-        <w:t xml:space="preserve">                                        </w:t>
-      </w:r>
-      <w:r>
-        <w:rPr>
-          <w:sz w:val="16"/>
-          <w:szCs w:val="16"/>
-          <w:lang w:val="ru-RU"/>
-        </w:rPr>
-        <w:t xml:space="preserve">Марка, гос. </w:t>
-      </w:r>
-      <w:proofErr w:type="gramStart"/>
-      <w:r>
-        <w:rPr>
-          <w:sz w:val="16"/>
-          <w:szCs w:val="16"/>
-          <w:lang w:val="ru-RU"/>
-        </w:rPr>
-        <w:t>номер</w:t>
-      </w:r>
-      <w:r>
-        <w:rPr>
-          <w:sz w:val="16"/>
-          <w:szCs w:val="16"/>
-          <w:lang w:val="ru-RU"/>
-        </w:rPr>
-        <w:t xml:space="preserve">,   </w:t>
-      </w:r>
-      <w:proofErr w:type="gramEnd"/>
-      <w:r>
-        <w:rPr>
-          <w:sz w:val="16"/>
-          <w:szCs w:val="16"/>
-          <w:lang w:val="ru-RU"/>
-        </w:rPr>
-        <w:t xml:space="preserve">                                                 </w:t>
-      </w:r>
-      <w:r>
-        <w:rPr>
-          <w:sz w:val="16"/>
-          <w:szCs w:val="16"/>
-          <w:lang w:val="ru-RU"/>
-        </w:rPr>
-        <w:t xml:space="preserve">            </w:t>
-      </w:r>
-      <w:r>
-        <w:rPr>
-          <w:sz w:val="16"/>
-          <w:szCs w:val="16"/>
-          <w:lang w:val="ru-RU"/>
-        </w:rPr>
-        <w:t xml:space="preserve">Ф.И.О. </w:t>
       </w:r>
     </w:p>
     <w:tbl>
@@ -2392,7 +2359,6 @@
   <w:style w:type="character" w:default="1" w:styleId="a0">
     <w:name w:val="Default Paragraph Font"/>
     <w:uiPriority w:val="1"/>
-    <w:semiHidden/>
     <w:unhideWhenUsed/>
   </w:style>
   <w:style w:type="table" w:default="1" w:styleId="a1">

--- a/public/templates/template_ttn.docx
+++ b/public/templates/template_ttn.docx
@@ -110,6 +110,7 @@
         <w:rPr>
           <w:sz w:val="36"/>
           <w:szCs w:val="36"/>
+          <w:lang w:val="kk-KZ"/>
         </w:rPr>
       </w:pPr>
       <w:r>
@@ -155,7 +156,46 @@
           <w:u w:val="single"/>
           <w:lang w:val="kk-KZ"/>
         </w:rPr>
-        <w:t>{vehicle}</w:t>
+        <w:t>{vehicle</w:t>
+      </w:r>
+      <w:r>
+        <w:rPr>
+          <w:b/>
+          <w:u w:val="single"/>
+          <w:lang w:val="kk-KZ"/>
+        </w:rPr>
+        <w:t>_model</w:t>
+      </w:r>
+      <w:r>
+        <w:rPr>
+          <w:b/>
+          <w:u w:val="single"/>
+          <w:lang w:val="kk-KZ"/>
+        </w:rPr>
+        <w:t>}</w:t>
+      </w:r>
+      <w:r>
+        <w:rPr>
+          <w:b/>
+          <w:u w:val="single"/>
+          <w:lang w:val="kk-KZ"/>
+        </w:rPr>
+        <w:t xml:space="preserve"> {vehicl</w:t>
+      </w:r>
+      <w:r>
+        <w:rPr>
+          <w:b/>
+          <w:u w:val="single"/>
+        </w:rPr>
+        <w:t>e</w:t>
+      </w:r>
+      <w:r>
+        <w:rPr>
+          <w:b/>
+          <w:u w:val="single"/>
+          <w:lang w:val="kk-KZ"/>
+        </w:rPr>
+        <w:t>}</w:t>
       </w:r>
       <w:r>
         <w:rPr>
@@ -237,7 +277,7 @@
             <w:pPr>
               <w:rPr>
                 <w:b/>
-                <w:lang w:val="ru-RU"/>
+                <w:lang w:val="kk-KZ"/>
               </w:rPr>
             </w:pPr>
           </w:p>
@@ -266,14 +306,12 @@
               </w:rPr>
               <w:t>{</w:t>
             </w:r>
-            <w:proofErr w:type="spellStart"/>
             <w:r>
               <w:rPr>
                 <w:b/>
               </w:rPr>
               <w:t>customer_company</w:t>
             </w:r>
-            <w:proofErr w:type="spellEnd"/>
             <w:r>
               <w:rPr>
                 <w:b/>
@@ -309,24 +347,8 @@
               <w:t xml:space="preserve">: </w:t>
             </w:r>
             <w:r>
-              <w:t>{</w:t>
-            </w:r>
-            <w:proofErr w:type="spellStart"/>
-            <w:r>
-              <w:t>receiver_company</w:t>
-            </w:r>
-            <w:proofErr w:type="spellEnd"/>
-            <w:r>
-              <w:t>}</w:t>
-            </w:r>
-          </w:p>
-          <w:p>
-            <w:pPr>
-              <w:shd w:val="clear" w:color="auto" w:fill="FFFFFF"/>
-              <w:rPr>
-                <w:b/>
-              </w:rPr>
-            </w:pPr>
+              <w:t>{receiver_company}</w:t>
+            </w:r>
           </w:p>
           <w:p>
             <w:pPr>
@@ -344,7 +366,6 @@
                 <w:color w:val="000000"/>
                 <w:szCs w:val="20"/>
                 <w:shd w:val="clear" w:color="auto" w:fill="FFFFFF"/>
-                <w:lang w:val="kk-KZ"/>
               </w:rPr>
             </w:pPr>
             <w:r>
@@ -357,7 +378,6 @@
             <w:r>
               <w:rPr>
                 <w:b/>
-                <w:lang w:val="ru-RU"/>
               </w:rPr>
               <w:t xml:space="preserve"> </w:t>
             </w:r>
@@ -371,24 +391,33 @@
             <w:r>
               <w:rPr>
                 <w:b/>
-                <w:lang w:val="ru-RU"/>
-              </w:rPr>
-              <w:t>:</w:t>
-            </w:r>
-            <w:r>
+              </w:rPr>
+              <w:t xml:space="preserve">:  </w:t>
+            </w:r>
+            <w:r>
+              <w:rPr>
+                <w:bCs/>
+              </w:rPr>
+              <w:t>{re</w:t>
+            </w:r>
+            <w:r>
+              <w:rPr>
+                <w:bCs/>
+              </w:rPr>
+              <w:t>ceiver_phone</w:t>
+            </w:r>
+            <w:r>
+              <w:rPr>
+                <w:bCs/>
+              </w:rPr>
+              <w:t>}</w:t>
+            </w:r>
+          </w:p>
+          <w:p>
+            <w:pPr>
+              <w:shd w:val="clear" w:color="auto" w:fill="FFFFFF"/>
               <w:rPr>
                 <w:b/>
-                <w:lang w:val="ru-RU"/>
-              </w:rPr>
-              <w:t xml:space="preserve">  </w:t>
-            </w:r>
-          </w:p>
-          <w:p>
-            <w:pPr>
-              <w:shd w:val="clear" w:color="auto" w:fill="FFFFFF"/>
-              <w:rPr>
-                <w:b/>
-                <w:lang w:val="ru-RU"/>
               </w:rPr>
             </w:pPr>
           </w:p>
@@ -425,11 +454,9 @@
               </w:rPr>
               <w:t>{</w:t>
             </w:r>
-            <w:proofErr w:type="spellStart"/>
             <w:r>
               <w:t>routeFull</w:t>
             </w:r>
-            <w:proofErr w:type="spellEnd"/>
             <w:r>
               <w:rPr>
                 <w:lang w:val="ru-RU"/>
@@ -589,18 +616,8 @@
                 <w:szCs w:val="16"/>
                 <w:lang w:val="ru-RU"/>
               </w:rPr>
-              <w:t xml:space="preserve">№ </w:t>
-            </w:r>
-            <w:proofErr w:type="spellStart"/>
-            <w:r>
-              <w:rPr>
-                <w:sz w:val="16"/>
-                <w:szCs w:val="16"/>
-                <w:lang w:val="ru-RU"/>
-              </w:rPr>
-              <w:t>пп</w:t>
-            </w:r>
-            <w:proofErr w:type="spellEnd"/>
+              <w:t>№ пп</w:t>
+            </w:r>
           </w:p>
         </w:tc>
         <w:tc>
@@ -648,18 +665,8 @@
                 <w:szCs w:val="16"/>
                 <w:lang w:val="ru-RU"/>
               </w:rPr>
-              <w:t>Ед. Из-</w:t>
-            </w:r>
-            <w:proofErr w:type="spellStart"/>
-            <w:r>
-              <w:rPr>
-                <w:sz w:val="16"/>
-                <w:szCs w:val="16"/>
-                <w:lang w:val="ru-RU"/>
-              </w:rPr>
-              <w:t>ия</w:t>
-            </w:r>
-            <w:proofErr w:type="spellEnd"/>
+              <w:t>Ед. Из-ия</w:t>
+            </w:r>
           </w:p>
         </w:tc>
         <w:tc>
@@ -724,18 +731,10 @@
               <w:jc w:val="center"/>
             </w:pPr>
             <w:r>
-              <w:t>{#</w:t>
-            </w:r>
-            <w:proofErr w:type="gramStart"/>
-            <w:r>
-              <w:t>rows}</w:t>
-            </w:r>
-            <w:r>
-              <w:t>{</w:t>
-            </w:r>
-            <w:proofErr w:type="gramEnd"/>
-            <w:r>
-              <w:t>index}</w:t>
+              <w:t>{#rows}</w:t>
+            </w:r>
+            <w:r>
+              <w:t>{index}</w:t>
             </w:r>
           </w:p>
         </w:tc>
@@ -876,16 +875,7 @@
                 <w:szCs w:val="20"/>
                 <w:lang w:val="ru-RU"/>
               </w:rPr>
-              <w:t xml:space="preserve">Массой </w:t>
-            </w:r>
-            <w:proofErr w:type="gramStart"/>
-            <w:r>
-              <w:rPr>
-                <w:sz w:val="20"/>
-                <w:szCs w:val="20"/>
-                <w:lang w:val="ru-RU"/>
-              </w:rPr>
-              <w:t>брутто</w:t>
+              <w:t>Массой брутто</w:t>
             </w:r>
             <w:r>
               <w:rPr>
@@ -903,7 +893,6 @@
               </w:rPr>
               <w:t xml:space="preserve">  </w:t>
             </w:r>
-            <w:proofErr w:type="gramEnd"/>
             <w:r>
               <w:rPr>
                 <w:sz w:val="20"/>
@@ -1056,35 +1045,81 @@
           </w:p>
           <w:p>
             <w:pPr>
-              <w:rPr>
-                <w:sz w:val="20"/>
-                <w:szCs w:val="20"/>
-                <w:lang w:val="ru-RU"/>
-              </w:rPr>
-            </w:pPr>
-            <w:r>
-              <w:rPr>
-                <w:sz w:val="20"/>
-                <w:szCs w:val="20"/>
-                <w:lang w:val="ru-RU"/>
-              </w:rPr>
-              <w:t xml:space="preserve">Сдал: менеджер </w:t>
-            </w:r>
-            <w:r>
-              <w:rPr>
-                <w:sz w:val="20"/>
-                <w:szCs w:val="20"/>
-                <w:lang w:val="ru-RU"/>
-              </w:rPr>
-              <w:t>_____________________</w:t>
-            </w:r>
-            <w:r>
               <w:rPr>
                 <w:sz w:val="16"/>
                 <w:szCs w:val="16"/>
                 <w:lang w:val="ru-RU"/>
               </w:rPr>
-              <w:t xml:space="preserve"> подпись</w:t>
+            </w:pPr>
+            <w:r>
+              <w:rPr>
+                <w:sz w:val="20"/>
+                <w:szCs w:val="20"/>
+                <w:lang w:val="ru-RU"/>
+              </w:rPr>
+              <w:t xml:space="preserve">Сдал: менеджер </w:t>
+            </w:r>
+            <w:r>
+              <w:rPr>
+                <w:sz w:val="20"/>
+                <w:szCs w:val="20"/>
+                <w:lang w:val="ru-RU"/>
+              </w:rPr>
+              <w:t xml:space="preserve"> </w:t>
+            </w:r>
+            <w:r>
+              <w:rPr>
+                <w:sz w:val="20"/>
+                <w:szCs w:val="20"/>
+                <w:lang w:val="ru-RU"/>
+              </w:rPr>
+              <w:t>{</w:t>
+            </w:r>
+            <w:r>
+              <w:rPr>
+                <w:sz w:val="20"/>
+                <w:szCs w:val="20"/>
+              </w:rPr>
+              <w:t>manager</w:t>
+            </w:r>
+            <w:r>
+              <w:rPr>
+                <w:sz w:val="20"/>
+                <w:szCs w:val="20"/>
+                <w:lang w:val="ru-RU"/>
+              </w:rPr>
+              <w:t>_</w:t>
+            </w:r>
+            <w:r>
+              <w:rPr>
+                <w:sz w:val="20"/>
+                <w:szCs w:val="20"/>
+              </w:rPr>
+              <w:t>name</w:t>
+            </w:r>
+            <w:r>
+              <w:rPr>
+                <w:sz w:val="20"/>
+                <w:szCs w:val="20"/>
+                <w:lang w:val="ru-RU"/>
+              </w:rPr>
+              <w:t>}</w:t>
+            </w:r>
+            <w:r>
+              <w:rPr>
+                <w:sz w:val="20"/>
+                <w:szCs w:val="20"/>
+                <w:lang w:val="ru-RU"/>
+              </w:rPr>
+              <w:t xml:space="preserve"> </w:t>
+            </w:r>
+            <w:r>
+              <w:rPr>
+                <w:sz w:val="20"/>
+                <w:szCs w:val="20"/>
+                <w:lang w:val="ru-RU"/>
+              </w:rPr>
+              <w:t>_____________</w:t>
             </w:r>
             <w:r>
               <w:rPr>
@@ -1092,6 +1127,14 @@
                 <w:szCs w:val="16"/>
                 <w:lang w:val="ru-RU"/>
               </w:rPr>
+              <w:t xml:space="preserve"> подпись</w:t>
+            </w:r>
+            <w:r>
+              <w:rPr>
+                <w:sz w:val="16"/>
+                <w:szCs w:val="16"/>
+                <w:lang w:val="ru-RU"/>
+              </w:rPr>
               <w:t xml:space="preserve"> </w:t>
             </w:r>
           </w:p>
@@ -1137,27 +1180,47 @@
               </w:rPr>
               <w:t>л водитель</w:t>
             </w:r>
-          </w:p>
-          <w:p>
-            <w:pPr>
-              <w:rPr>
-                <w:sz w:val="20"/>
-                <w:szCs w:val="20"/>
-                <w:lang w:val="ru-RU"/>
-              </w:rPr>
-            </w:pPr>
-            <w:r>
-              <w:rPr>
-                <w:sz w:val="20"/>
-                <w:szCs w:val="20"/>
-                <w:lang w:val="ru-RU"/>
-              </w:rPr>
-              <w:t>___________________________________</w:t>
-            </w:r>
-          </w:p>
-          <w:p>
-            <w:pPr>
-              <w:jc w:val="center"/>
+            <w:r>
+              <w:rPr>
+                <w:sz w:val="20"/>
+                <w:szCs w:val="20"/>
+                <w:lang w:val="ru-RU"/>
+              </w:rPr>
+              <w:t xml:space="preserve">: </w:t>
+            </w:r>
+            <w:r>
+              <w:rPr>
+                <w:sz w:val="20"/>
+                <w:szCs w:val="20"/>
+                <w:lang w:val="ru-RU"/>
+              </w:rPr>
+              <w:t>{</w:t>
+            </w:r>
+            <w:r>
+              <w:rPr>
+                <w:sz w:val="20"/>
+                <w:szCs w:val="20"/>
+              </w:rPr>
+              <w:t>driver</w:t>
+            </w:r>
+            <w:r>
+              <w:rPr>
+                <w:sz w:val="20"/>
+                <w:szCs w:val="20"/>
+                <w:lang w:val="ru-RU"/>
+              </w:rPr>
+              <w:t>}___</w:t>
+            </w:r>
+            <w:r>
+              <w:rPr>
+                <w:sz w:val="20"/>
+                <w:szCs w:val="20"/>
+              </w:rPr>
+              <w:t>_____________________________</w:t>
+            </w:r>
+          </w:p>
+          <w:p>
+            <w:pPr>
               <w:rPr>
                 <w:sz w:val="16"/>
                 <w:szCs w:val="16"/>
@@ -1374,7 +1437,6 @@
               <w:rPr>
                 <w:sz w:val="20"/>
                 <w:szCs w:val="20"/>
-                <w:lang w:val="ru-RU"/>
               </w:rPr>
             </w:pPr>
             <w:r>
@@ -1389,16 +1451,30 @@
               <w:rPr>
                 <w:sz w:val="20"/>
                 <w:szCs w:val="20"/>
-                <w:lang w:val="ru-RU"/>
-              </w:rPr>
-              <w:t>________________________</w:t>
-            </w:r>
-          </w:p>
-          <w:p>
-            <w:pPr>
-              <w:rPr>
-                <w:sz w:val="16"/>
-                <w:szCs w:val="16"/>
+              </w:rPr>
+              <w:t>{driver}</w:t>
+            </w:r>
+            <w:r>
+              <w:rPr>
+                <w:sz w:val="20"/>
+                <w:szCs w:val="20"/>
+                <w:lang w:val="ru-RU"/>
+              </w:rPr>
+              <w:t>____</w:t>
+            </w:r>
+            <w:r>
+              <w:rPr>
+                <w:sz w:val="20"/>
+                <w:szCs w:val="20"/>
+              </w:rPr>
+              <w:t>___________</w:t>
+            </w:r>
+          </w:p>
+          <w:p>
+            <w:pPr>
+              <w:rPr>
+                <w:sz w:val="20"/>
+                <w:szCs w:val="20"/>
                 <w:lang w:val="ru-RU"/>
               </w:rPr>
             </w:pPr>
@@ -1487,99 +1563,25 @@
                 <w:szCs w:val="20"/>
                 <w:lang w:val="ru-RU"/>
               </w:rPr>
-              <w:t>Дата и время прибытия ТС под загрузку «____</w:t>
-            </w:r>
-            <w:proofErr w:type="gramStart"/>
-            <w:r>
-              <w:rPr>
-                <w:sz w:val="20"/>
-                <w:szCs w:val="20"/>
-                <w:lang w:val="ru-RU"/>
-              </w:rPr>
-              <w:t>_»_</w:t>
-            </w:r>
-            <w:proofErr w:type="gramEnd"/>
-            <w:r>
-              <w:rPr>
-                <w:sz w:val="20"/>
-                <w:szCs w:val="20"/>
-                <w:lang w:val="ru-RU"/>
-              </w:rPr>
-              <w:t>_________20___г _____</w:t>
-            </w:r>
-            <w:proofErr w:type="spellStart"/>
-            <w:r>
-              <w:rPr>
-                <w:sz w:val="20"/>
-                <w:szCs w:val="20"/>
-                <w:lang w:val="ru-RU"/>
-              </w:rPr>
-              <w:t>ч:_____мин</w:t>
-            </w:r>
-            <w:proofErr w:type="spellEnd"/>
-          </w:p>
-          <w:p>
-            <w:pPr>
-              <w:rPr>
-                <w:sz w:val="20"/>
-                <w:szCs w:val="20"/>
-                <w:lang w:val="ru-RU"/>
-              </w:rPr>
-            </w:pPr>
-            <w:r>
-              <w:rPr>
-                <w:sz w:val="20"/>
-                <w:szCs w:val="20"/>
-                <w:lang w:val="ru-RU"/>
-              </w:rPr>
-              <w:t xml:space="preserve">Дата и время окончания </w:t>
-            </w:r>
-            <w:proofErr w:type="spellStart"/>
-            <w:r>
-              <w:rPr>
-                <w:sz w:val="20"/>
-                <w:szCs w:val="20"/>
-                <w:lang w:val="ru-RU"/>
-              </w:rPr>
-              <w:t>погруз</w:t>
-            </w:r>
-            <w:proofErr w:type="spellEnd"/>
-            <w:r>
-              <w:rPr>
-                <w:sz w:val="20"/>
-                <w:szCs w:val="20"/>
-                <w:lang w:val="ru-RU"/>
-              </w:rPr>
-              <w:t xml:space="preserve">. работ  </w:t>
-            </w:r>
-            <w:proofErr w:type="gramStart"/>
-            <w:r>
-              <w:rPr>
-                <w:sz w:val="20"/>
-                <w:szCs w:val="20"/>
-                <w:lang w:val="ru-RU"/>
-              </w:rPr>
-              <w:t xml:space="preserve">   «</w:t>
-            </w:r>
-            <w:proofErr w:type="gramEnd"/>
-            <w:r>
-              <w:rPr>
-                <w:sz w:val="20"/>
-                <w:szCs w:val="20"/>
-                <w:lang w:val="ru-RU"/>
-              </w:rPr>
-              <w:t>_____»__________20___г _____</w:t>
-            </w:r>
-            <w:proofErr w:type="spellStart"/>
-            <w:r>
-              <w:rPr>
-                <w:sz w:val="20"/>
-                <w:szCs w:val="20"/>
-                <w:lang w:val="ru-RU"/>
-              </w:rPr>
-              <w:t>ч:_____мин</w:t>
-            </w:r>
-            <w:proofErr w:type="spellEnd"/>
+              <w:t>Дата и время прибытия ТС под загрузку «_____»__________20___г _____ч:_____мин</w:t>
+            </w:r>
+          </w:p>
+          <w:p>
+            <w:pPr>
+              <w:rPr>
+                <w:sz w:val="20"/>
+                <w:szCs w:val="20"/>
+                <w:lang w:val="ru-RU"/>
+              </w:rPr>
+            </w:pPr>
+            <w:r>
+              <w:rPr>
+                <w:sz w:val="20"/>
+                <w:szCs w:val="20"/>
+                <w:lang w:val="ru-RU"/>
+              </w:rPr>
+              <w:t>Дата и время окончания погруз. работ     «_____»__________20___г _____ч:_____мин</w:t>
+            </w:r>
           </w:p>
         </w:tc>
         <w:tc>
@@ -1601,99 +1603,25 @@
                 <w:szCs w:val="20"/>
                 <w:lang w:val="ru-RU"/>
               </w:rPr>
-              <w:t>Дата и время прибытия ТС под разгрузку «___</w:t>
-            </w:r>
-            <w:proofErr w:type="gramStart"/>
-            <w:r>
-              <w:rPr>
-                <w:sz w:val="20"/>
-                <w:szCs w:val="20"/>
-                <w:lang w:val="ru-RU"/>
-              </w:rPr>
-              <w:t>_»_</w:t>
-            </w:r>
-            <w:proofErr w:type="gramEnd"/>
-            <w:r>
-              <w:rPr>
-                <w:sz w:val="20"/>
-                <w:szCs w:val="20"/>
-                <w:lang w:val="ru-RU"/>
-              </w:rPr>
-              <w:t>_________20___г _____</w:t>
-            </w:r>
-            <w:proofErr w:type="spellStart"/>
-            <w:r>
-              <w:rPr>
-                <w:sz w:val="20"/>
-                <w:szCs w:val="20"/>
-                <w:lang w:val="ru-RU"/>
-              </w:rPr>
-              <w:t>ч:_____мин</w:t>
-            </w:r>
-            <w:proofErr w:type="spellEnd"/>
-          </w:p>
-          <w:p>
-            <w:pPr>
-              <w:rPr>
-                <w:sz w:val="20"/>
-                <w:szCs w:val="20"/>
-                <w:lang w:val="ru-RU"/>
-              </w:rPr>
-            </w:pPr>
-            <w:r>
-              <w:rPr>
-                <w:sz w:val="20"/>
-                <w:szCs w:val="20"/>
-                <w:lang w:val="ru-RU"/>
-              </w:rPr>
-              <w:t xml:space="preserve">Дата и время окончания </w:t>
-            </w:r>
-            <w:proofErr w:type="spellStart"/>
-            <w:r>
-              <w:rPr>
-                <w:sz w:val="20"/>
-                <w:szCs w:val="20"/>
-                <w:lang w:val="ru-RU"/>
-              </w:rPr>
-              <w:t>разгруз</w:t>
-            </w:r>
-            <w:proofErr w:type="spellEnd"/>
-            <w:r>
-              <w:rPr>
-                <w:sz w:val="20"/>
-                <w:szCs w:val="20"/>
-                <w:lang w:val="ru-RU"/>
-              </w:rPr>
-              <w:t xml:space="preserve">. работ  </w:t>
-            </w:r>
-            <w:proofErr w:type="gramStart"/>
-            <w:r>
-              <w:rPr>
-                <w:sz w:val="20"/>
-                <w:szCs w:val="20"/>
-                <w:lang w:val="ru-RU"/>
-              </w:rPr>
-              <w:t xml:space="preserve">   «</w:t>
-            </w:r>
-            <w:proofErr w:type="gramEnd"/>
-            <w:r>
-              <w:rPr>
-                <w:sz w:val="20"/>
-                <w:szCs w:val="20"/>
-                <w:lang w:val="ru-RU"/>
-              </w:rPr>
-              <w:t>____»__________20___г _____</w:t>
-            </w:r>
-            <w:proofErr w:type="spellStart"/>
-            <w:r>
-              <w:rPr>
-                <w:sz w:val="20"/>
-                <w:szCs w:val="20"/>
-                <w:lang w:val="ru-RU"/>
-              </w:rPr>
-              <w:t>ч:_____мин</w:t>
-            </w:r>
-            <w:proofErr w:type="spellEnd"/>
+              <w:t>Дата и время прибытия ТС под разгрузку «____»__________20___г _____ч:_____мин</w:t>
+            </w:r>
+          </w:p>
+          <w:p>
+            <w:pPr>
+              <w:rPr>
+                <w:sz w:val="20"/>
+                <w:szCs w:val="20"/>
+                <w:lang w:val="ru-RU"/>
+              </w:rPr>
+            </w:pPr>
+            <w:r>
+              <w:rPr>
+                <w:sz w:val="20"/>
+                <w:szCs w:val="20"/>
+                <w:lang w:val="ru-RU"/>
+              </w:rPr>
+              <w:t>Дата и время окончания разгруз. работ     «____»__________20___г _____ч:_____мин</w:t>
+            </w:r>
           </w:p>
         </w:tc>
       </w:tr>
@@ -2359,6 +2287,7 @@
   <w:style w:type="character" w:default="1" w:styleId="a0">
     <w:name w:val="Default Paragraph Font"/>
     <w:uiPriority w:val="1"/>
+    <w:semiHidden/>
     <w:unhideWhenUsed/>
   </w:style>
   <w:style w:type="table" w:default="1" w:styleId="a1">

--- a/public/templates/template_ttn.docx
+++ b/public/templates/template_ttn.docx
@@ -186,6 +186,7 @@
         <w:rPr>
           <w:b/>
           <w:u w:val="single"/>
+          <w:lang w:val="kk-KZ"/>
         </w:rPr>
         <w:t>e</w:t>
       </w:r>
@@ -306,12 +307,14 @@
               </w:rPr>
               <w:t>{</w:t>
             </w:r>
+            <w:proofErr w:type="spellStart"/>
             <w:r>
               <w:rPr>
                 <w:b/>
               </w:rPr>
               <w:t>customer_company</w:t>
             </w:r>
+            <w:proofErr w:type="spellEnd"/>
             <w:r>
               <w:rPr>
                 <w:b/>
@@ -347,7 +350,15 @@
               <w:t xml:space="preserve">: </w:t>
             </w:r>
             <w:r>
-              <w:t>{receiver_company}</w:t>
+              <w:t>{</w:t>
+            </w:r>
+            <w:proofErr w:type="spellStart"/>
+            <w:r>
+              <w:t>receiver_company</w:t>
+            </w:r>
+            <w:proofErr w:type="spellEnd"/>
+            <w:r>
+              <w:t>}</w:t>
             </w:r>
           </w:p>
           <w:p>
@@ -381,6 +392,7 @@
               </w:rPr>
               <w:t xml:space="preserve"> </w:t>
             </w:r>
+            <w:proofErr w:type="gramStart"/>
             <w:r>
               <w:rPr>
                 <w:b/>
@@ -398,14 +410,23 @@
               <w:rPr>
                 <w:bCs/>
               </w:rPr>
-              <w:t>{re</w:t>
-            </w:r>
+              <w:t>{</w:t>
+            </w:r>
+            <w:proofErr w:type="spellStart"/>
+            <w:proofErr w:type="gramEnd"/>
             <w:r>
               <w:rPr>
                 <w:bCs/>
               </w:rPr>
+              <w:t>re</w:t>
+            </w:r>
+            <w:r>
+              <w:rPr>
+                <w:bCs/>
+              </w:rPr>
               <w:t>ceiver_phone</w:t>
             </w:r>
+            <w:proofErr w:type="spellEnd"/>
             <w:r>
               <w:rPr>
                 <w:bCs/>
@@ -419,6 +440,44 @@
               <w:rPr>
                 <w:b/>
               </w:rPr>
+            </w:pPr>
+          </w:p>
+          <w:p>
+            <w:pPr>
+              <w:shd w:val="clear" w:color="auto" w:fill="FFFFFF"/>
+            </w:pPr>
+            <w:r>
+              <w:rPr>
+                <w:b/>
+                <w:lang w:val="ru-RU"/>
+              </w:rPr>
+              <w:t>Маршрут</w:t>
+            </w:r>
+            <w:r>
+              <w:rPr>
+                <w:b/>
+                <w:bCs/>
+              </w:rPr>
+              <w:t xml:space="preserve">: </w:t>
+            </w:r>
+            <w:r>
+              <w:t>{</w:t>
+            </w:r>
+            <w:proofErr w:type="spellStart"/>
+            <w:r>
+              <w:t>routeFull</w:t>
+            </w:r>
+            <w:proofErr w:type="spellEnd"/>
+            <w:r>
+              <w:t>}</w:t>
+            </w:r>
+            <w:r>
+              <w:t xml:space="preserve"> </w:t>
+            </w:r>
+          </w:p>
+          <w:p>
+            <w:pPr>
+              <w:shd w:val="clear" w:color="auto" w:fill="FFFFFF"/>
             </w:pPr>
           </w:p>
           <w:p>
@@ -432,50 +491,23 @@
             <w:r>
               <w:rPr>
                 <w:b/>
-                <w:lang w:val="ru-RU"/>
-              </w:rPr>
-              <w:t>Маршрут</w:t>
-            </w:r>
-            <w:r>
-              <w:rPr>
-                <w:lang w:val="ru-RU"/>
-              </w:rPr>
-              <w:t>:</w:t>
-            </w:r>
-            <w:r>
-              <w:rPr>
-                <w:lang w:val="ru-RU"/>
-              </w:rPr>
-              <w:t xml:space="preserve"> </w:t>
-            </w:r>
-            <w:r>
-              <w:rPr>
-                <w:lang w:val="ru-RU"/>
-              </w:rPr>
-              <w:t>{</w:t>
-            </w:r>
-            <w:r>
-              <w:t>routeFull</w:t>
-            </w:r>
-            <w:r>
-              <w:rPr>
-                <w:lang w:val="ru-RU"/>
-              </w:rPr>
-              <w:t>}</w:t>
-            </w:r>
-            <w:r>
-              <w:rPr>
-                <w:lang w:val="ru-RU"/>
-              </w:rPr>
-              <w:t xml:space="preserve"> </w:t>
+                <w:bCs/>
+                <w:color w:val="222222"/>
+                <w:lang w:val="kk-KZ"/>
+              </w:rPr>
+              <w:t>Характер груза:</w:t>
+            </w:r>
+            <w:r>
+              <w:rPr>
+                <w:color w:val="222222"/>
+                <w:lang w:val="kk-KZ"/>
+              </w:rPr>
+              <w:t xml:space="preserve"> {cargoText}</w:t>
             </w:r>
           </w:p>
           <w:p>
             <w:pPr>
               <w:shd w:val="clear" w:color="auto" w:fill="FFFFFF"/>
-              <w:rPr>
-                <w:lang w:val="ru-RU"/>
-              </w:rPr>
             </w:pPr>
           </w:p>
           <w:p>
@@ -567,7 +599,7 @@
           <w:sz w:val="10"/>
           <w:szCs w:val="10"/>
           <w:u w:val="single"/>
-          <w:lang w:val="ru-RU"/>
+          <w:lang w:val="kk-KZ"/>
         </w:rPr>
       </w:pPr>
     </w:p>
@@ -616,8 +648,18 @@
                 <w:szCs w:val="16"/>
                 <w:lang w:val="ru-RU"/>
               </w:rPr>
-              <w:t>№ пп</w:t>
-            </w:r>
+              <w:t xml:space="preserve">№ </w:t>
+            </w:r>
+            <w:proofErr w:type="spellStart"/>
+            <w:r>
+              <w:rPr>
+                <w:sz w:val="16"/>
+                <w:szCs w:val="16"/>
+                <w:lang w:val="ru-RU"/>
+              </w:rPr>
+              <w:t>пп</w:t>
+            </w:r>
+            <w:proofErr w:type="spellEnd"/>
           </w:p>
         </w:tc>
         <w:tc>
@@ -665,8 +707,18 @@
                 <w:szCs w:val="16"/>
                 <w:lang w:val="ru-RU"/>
               </w:rPr>
-              <w:t>Ед. Из-ия</w:t>
-            </w:r>
+              <w:t>Ед. Из-</w:t>
+            </w:r>
+            <w:proofErr w:type="spellStart"/>
+            <w:r>
+              <w:rPr>
+                <w:sz w:val="16"/>
+                <w:szCs w:val="16"/>
+                <w:lang w:val="ru-RU"/>
+              </w:rPr>
+              <w:t>ия</w:t>
+            </w:r>
+            <w:proofErr w:type="spellEnd"/>
           </w:p>
         </w:tc>
         <w:tc>
@@ -731,10 +783,18 @@
               <w:jc w:val="center"/>
             </w:pPr>
             <w:r>
-              <w:t>{#rows}</w:t>
-            </w:r>
-            <w:r>
-              <w:t>{index}</w:t>
+              <w:t>{#</w:t>
+            </w:r>
+            <w:proofErr w:type="gramStart"/>
+            <w:r>
+              <w:t>rows}</w:t>
+            </w:r>
+            <w:r>
+              <w:t>{</w:t>
+            </w:r>
+            <w:proofErr w:type="gramEnd"/>
+            <w:r>
+              <w:t>index}</w:t>
             </w:r>
           </w:p>
         </w:tc>
@@ -875,7 +935,16 @@
                 <w:szCs w:val="20"/>
                 <w:lang w:val="ru-RU"/>
               </w:rPr>
-              <w:t>Массой брутто</w:t>
+              <w:t xml:space="preserve">Массой </w:t>
+            </w:r>
+            <w:proofErr w:type="gramStart"/>
+            <w:r>
+              <w:rPr>
+                <w:sz w:val="20"/>
+                <w:szCs w:val="20"/>
+                <w:lang w:val="ru-RU"/>
+              </w:rPr>
+              <w:t>брутто</w:t>
             </w:r>
             <w:r>
               <w:rPr>
@@ -893,6 +962,7 @@
               </w:rPr>
               <w:t xml:space="preserve">  </w:t>
             </w:r>
+            <w:proofErr w:type="gramEnd"/>
             <w:r>
               <w:rPr>
                 <w:sz w:val="20"/>
@@ -1046,191 +1116,172 @@
           <w:p>
             <w:pPr>
               <w:rPr>
-                <w:sz w:val="16"/>
-                <w:szCs w:val="16"/>
-                <w:lang w:val="ru-RU"/>
-              </w:rPr>
-            </w:pPr>
-            <w:r>
-              <w:rPr>
-                <w:sz w:val="20"/>
-                <w:szCs w:val="20"/>
-                <w:lang w:val="ru-RU"/>
-              </w:rPr>
-              <w:t xml:space="preserve">Сдал: менеджер </w:t>
-            </w:r>
-            <w:r>
-              <w:rPr>
-                <w:sz w:val="20"/>
-                <w:szCs w:val="20"/>
-                <w:lang w:val="ru-RU"/>
-              </w:rPr>
-              <w:t xml:space="preserve"> </w:t>
-            </w:r>
-            <w:r>
-              <w:rPr>
-                <w:sz w:val="20"/>
-                <w:szCs w:val="20"/>
-                <w:lang w:val="ru-RU"/>
-              </w:rPr>
-              <w:t>{</w:t>
-            </w:r>
-            <w:r>
-              <w:rPr>
-                <w:sz w:val="20"/>
-                <w:szCs w:val="20"/>
-              </w:rPr>
-              <w:t>manager</w:t>
-            </w:r>
-            <w:r>
-              <w:rPr>
-                <w:sz w:val="20"/>
-                <w:szCs w:val="20"/>
-                <w:lang w:val="ru-RU"/>
-              </w:rPr>
-              <w:t>_</w:t>
-            </w:r>
-            <w:r>
-              <w:rPr>
-                <w:sz w:val="20"/>
-                <w:szCs w:val="20"/>
-              </w:rPr>
-              <w:t>name</w:t>
-            </w:r>
-            <w:r>
-              <w:rPr>
-                <w:sz w:val="20"/>
-                <w:szCs w:val="20"/>
-                <w:lang w:val="ru-RU"/>
-              </w:rPr>
-              <w:t>}</w:t>
-            </w:r>
-            <w:r>
-              <w:rPr>
-                <w:sz w:val="20"/>
-                <w:szCs w:val="20"/>
-                <w:lang w:val="ru-RU"/>
-              </w:rPr>
-              <w:t xml:space="preserve"> </w:t>
-            </w:r>
-            <w:r>
-              <w:rPr>
-                <w:sz w:val="20"/>
-                <w:szCs w:val="20"/>
-                <w:lang w:val="ru-RU"/>
-              </w:rPr>
-              <w:t>_____________</w:t>
-            </w:r>
-            <w:r>
-              <w:rPr>
-                <w:sz w:val="16"/>
-                <w:szCs w:val="16"/>
-                <w:lang w:val="ru-RU"/>
-              </w:rPr>
-              <w:t xml:space="preserve"> подпись</w:t>
-            </w:r>
-            <w:r>
-              <w:rPr>
-                <w:sz w:val="16"/>
-                <w:szCs w:val="16"/>
-                <w:lang w:val="ru-RU"/>
-              </w:rPr>
-              <w:t xml:space="preserve"> </w:t>
-            </w:r>
-          </w:p>
-          <w:p>
-            <w:pPr>
-              <w:rPr>
-                <w:sz w:val="20"/>
-                <w:szCs w:val="20"/>
-                <w:lang w:val="ru-RU"/>
-              </w:rPr>
-            </w:pPr>
-          </w:p>
-          <w:p>
-            <w:pPr>
-              <w:rPr>
-                <w:sz w:val="20"/>
-                <w:szCs w:val="20"/>
-                <w:lang w:val="ru-RU"/>
-              </w:rPr>
-            </w:pPr>
-          </w:p>
-          <w:p>
-            <w:pPr>
-              <w:rPr>
-                <w:sz w:val="20"/>
-                <w:szCs w:val="20"/>
-                <w:lang w:val="ru-RU"/>
-              </w:rPr>
-            </w:pPr>
-            <w:r>
-              <w:rPr>
-                <w:sz w:val="20"/>
-                <w:szCs w:val="20"/>
-                <w:lang w:val="ru-RU"/>
-              </w:rPr>
-              <w:t>Приня</w:t>
-            </w:r>
-            <w:r>
-              <w:rPr>
-                <w:sz w:val="20"/>
-                <w:szCs w:val="20"/>
-                <w:lang w:val="ru-RU"/>
-              </w:rPr>
-              <w:t>л водитель</w:t>
-            </w:r>
-            <w:r>
-              <w:rPr>
-                <w:sz w:val="20"/>
-                <w:szCs w:val="20"/>
-                <w:lang w:val="ru-RU"/>
-              </w:rPr>
-              <w:t xml:space="preserve">: </w:t>
-            </w:r>
-            <w:r>
-              <w:rPr>
-                <w:sz w:val="20"/>
-                <w:szCs w:val="20"/>
-                <w:lang w:val="ru-RU"/>
-              </w:rPr>
-              <w:t>{</w:t>
-            </w:r>
-            <w:r>
-              <w:rPr>
-                <w:sz w:val="20"/>
-                <w:szCs w:val="20"/>
+                <w:sz w:val="20"/>
+                <w:szCs w:val="20"/>
+                <w:lang w:val="ru-RU"/>
+              </w:rPr>
+            </w:pPr>
+            <w:r>
+              <w:rPr>
+                <w:sz w:val="20"/>
+                <w:szCs w:val="20"/>
+                <w:lang w:val="ru-RU"/>
+              </w:rPr>
+              <w:t>Сдал: менеджер {</w:t>
+            </w:r>
+            <w:proofErr w:type="spellStart"/>
+            <w:r>
+              <w:rPr>
+                <w:sz w:val="20"/>
+                <w:szCs w:val="20"/>
+                <w:lang w:val="ru-RU"/>
+              </w:rPr>
+              <w:t>manager_name</w:t>
+            </w:r>
+            <w:proofErr w:type="spellEnd"/>
+            <w:r>
+              <w:rPr>
+                <w:sz w:val="20"/>
+                <w:szCs w:val="20"/>
+                <w:lang w:val="ru-RU"/>
+              </w:rPr>
+              <w:t>} __________ подпись</w:t>
+            </w:r>
+          </w:p>
+          <w:p>
+            <w:pPr>
+              <w:rPr>
+                <w:sz w:val="20"/>
+                <w:szCs w:val="20"/>
+                <w:lang w:val="ru-RU"/>
+              </w:rPr>
+            </w:pPr>
+          </w:p>
+          <w:p>
+            <w:pPr>
+              <w:rPr>
+                <w:sz w:val="20"/>
+                <w:szCs w:val="20"/>
+                <w:lang w:val="ru-RU"/>
+              </w:rPr>
+            </w:pPr>
+            <w:r>
+              <w:rPr>
+                <w:sz w:val="20"/>
+                <w:szCs w:val="20"/>
+                <w:lang w:val="ru-RU"/>
+              </w:rPr>
+              <w:t>Перевозчик: _________________________ М.П.</w:t>
+            </w:r>
+          </w:p>
+          <w:p>
+            <w:pPr>
+              <w:rPr>
+                <w:sz w:val="20"/>
+                <w:szCs w:val="20"/>
+                <w:lang w:val="ru-RU"/>
+              </w:rPr>
+            </w:pPr>
+          </w:p>
+          <w:p>
+            <w:pPr>
+              <w:rPr>
+                <w:sz w:val="20"/>
+                <w:szCs w:val="20"/>
+                <w:lang w:val="ru-RU"/>
+              </w:rPr>
+            </w:pPr>
+            <w:r>
+              <w:rPr>
+                <w:sz w:val="20"/>
+                <w:szCs w:val="20"/>
+                <w:lang w:val="ru-RU"/>
+              </w:rPr>
+              <w:t>Отправитель: _________________________ М.П.</w:t>
+            </w:r>
+          </w:p>
+          <w:p>
+            <w:pPr>
+              <w:rPr>
+                <w:sz w:val="20"/>
+                <w:szCs w:val="20"/>
+                <w:lang w:val="ru-RU"/>
+              </w:rPr>
+            </w:pPr>
+          </w:p>
+          <w:p>
+            <w:pPr>
+              <w:rPr>
+                <w:sz w:val="20"/>
+                <w:szCs w:val="20"/>
+                <w:lang w:val="ru-RU"/>
+              </w:rPr>
+            </w:pPr>
+            <w:r>
+              <w:rPr>
+                <w:sz w:val="20"/>
+                <w:szCs w:val="20"/>
+                <w:lang w:val="ru-RU"/>
+              </w:rPr>
+              <w:t>Получатель: _________________________ М.П.</w:t>
+            </w:r>
+          </w:p>
+          <w:p>
+            <w:pPr>
+              <w:rPr>
+                <w:sz w:val="20"/>
+                <w:szCs w:val="20"/>
+                <w:lang w:val="ru-RU"/>
+              </w:rPr>
+            </w:pPr>
+          </w:p>
+          <w:p>
+            <w:pPr>
+              <w:rPr>
+                <w:sz w:val="20"/>
+                <w:szCs w:val="20"/>
+                <w:lang w:val="ru-RU"/>
+              </w:rPr>
+            </w:pPr>
+            <w:r>
+              <w:rPr>
+                <w:sz w:val="20"/>
+                <w:szCs w:val="20"/>
+                <w:lang w:val="ru-RU"/>
+              </w:rPr>
+              <w:t>Принял водитель: {</w:t>
+            </w:r>
+            <w:proofErr w:type="spellStart"/>
+            <w:r>
+              <w:rPr>
+                <w:sz w:val="20"/>
+                <w:szCs w:val="20"/>
+                <w:lang w:val="ru-RU"/>
               </w:rPr>
               <w:t>driver</w:t>
             </w:r>
-            <w:r>
-              <w:rPr>
-                <w:sz w:val="20"/>
-                <w:szCs w:val="20"/>
-                <w:lang w:val="ru-RU"/>
-              </w:rPr>
-              <w:t>}___</w:t>
-            </w:r>
-            <w:r>
-              <w:rPr>
-                <w:sz w:val="20"/>
-                <w:szCs w:val="20"/>
-              </w:rPr>
-              <w:t>_____________________________</w:t>
-            </w:r>
-          </w:p>
-          <w:p>
-            <w:pPr>
-              <w:rPr>
-                <w:sz w:val="16"/>
-                <w:szCs w:val="16"/>
-                <w:lang w:val="ru-RU"/>
-              </w:rPr>
-            </w:pPr>
-            <w:r>
-              <w:rPr>
-                <w:sz w:val="16"/>
-                <w:szCs w:val="16"/>
+            <w:proofErr w:type="spellEnd"/>
+            <w:r>
+              <w:rPr>
+                <w:sz w:val="20"/>
+                <w:szCs w:val="20"/>
+                <w:lang w:val="ru-RU"/>
+              </w:rPr>
+              <w:t>} ______________</w:t>
+            </w:r>
+          </w:p>
+          <w:p>
+            <w:pPr>
+              <w:rPr>
+                <w:sz w:val="20"/>
+                <w:szCs w:val="20"/>
+                <w:lang w:val="ru-RU"/>
+              </w:rPr>
+            </w:pPr>
+            <w:r>
+              <w:rPr>
+                <w:sz w:val="20"/>
+                <w:szCs w:val="20"/>
                 <w:lang w:val="ru-RU"/>
               </w:rPr>
               <w:t>Ф.И.О, подпись</w:t>
@@ -1437,6 +1488,7 @@
               <w:rPr>
                 <w:sz w:val="20"/>
                 <w:szCs w:val="20"/>
+                <w:lang w:val="ru-RU"/>
               </w:rPr>
             </w:pPr>
             <w:r>
@@ -1451,8 +1503,24 @@
               <w:rPr>
                 <w:sz w:val="20"/>
                 <w:szCs w:val="20"/>
-              </w:rPr>
-              <w:t>{driver}</w:t>
+                <w:lang w:val="ru-RU"/>
+              </w:rPr>
+              <w:t>{</w:t>
+            </w:r>
+            <w:r>
+              <w:rPr>
+                <w:sz w:val="20"/>
+                <w:szCs w:val="20"/>
+              </w:rPr>
+              <w:t>driver</w:t>
+            </w:r>
+            <w:r>
+              <w:rPr>
+                <w:sz w:val="20"/>
+                <w:szCs w:val="20"/>
+                <w:lang w:val="ru-RU"/>
+              </w:rPr>
+              <w:t>}</w:t>
             </w:r>
             <w:r>
               <w:rPr>
@@ -1466,6 +1534,7 @@
               <w:rPr>
                 <w:sz w:val="20"/>
                 <w:szCs w:val="20"/>
+                <w:lang w:val="ru-RU"/>
               </w:rPr>
               <w:t>___________</w:t>
             </w:r>
@@ -1563,25 +1632,99 @@
                 <w:szCs w:val="20"/>
                 <w:lang w:val="ru-RU"/>
               </w:rPr>
-              <w:t>Дата и время прибытия ТС под загрузку «_____»__________20___г _____ч:_____мин</w:t>
-            </w:r>
-          </w:p>
-          <w:p>
-            <w:pPr>
-              <w:rPr>
-                <w:sz w:val="20"/>
-                <w:szCs w:val="20"/>
-                <w:lang w:val="ru-RU"/>
-              </w:rPr>
-            </w:pPr>
-            <w:r>
-              <w:rPr>
-                <w:sz w:val="20"/>
-                <w:szCs w:val="20"/>
-                <w:lang w:val="ru-RU"/>
-              </w:rPr>
-              <w:t>Дата и время окончания погруз. работ     «_____»__________20___г _____ч:_____мин</w:t>
-            </w:r>
+              <w:t>Дата и время прибытия ТС под загрузку «____</w:t>
+            </w:r>
+            <w:proofErr w:type="gramStart"/>
+            <w:r>
+              <w:rPr>
+                <w:sz w:val="20"/>
+                <w:szCs w:val="20"/>
+                <w:lang w:val="ru-RU"/>
+              </w:rPr>
+              <w:t>_»_</w:t>
+            </w:r>
+            <w:proofErr w:type="gramEnd"/>
+            <w:r>
+              <w:rPr>
+                <w:sz w:val="20"/>
+                <w:szCs w:val="20"/>
+                <w:lang w:val="ru-RU"/>
+              </w:rPr>
+              <w:t>_________20___г _____</w:t>
+            </w:r>
+            <w:proofErr w:type="spellStart"/>
+            <w:r>
+              <w:rPr>
+                <w:sz w:val="20"/>
+                <w:szCs w:val="20"/>
+                <w:lang w:val="ru-RU"/>
+              </w:rPr>
+              <w:t>ч:_____мин</w:t>
+            </w:r>
+            <w:proofErr w:type="spellEnd"/>
+          </w:p>
+          <w:p>
+            <w:pPr>
+              <w:rPr>
+                <w:sz w:val="20"/>
+                <w:szCs w:val="20"/>
+                <w:lang w:val="ru-RU"/>
+              </w:rPr>
+            </w:pPr>
+            <w:r>
+              <w:rPr>
+                <w:sz w:val="20"/>
+                <w:szCs w:val="20"/>
+                <w:lang w:val="ru-RU"/>
+              </w:rPr>
+              <w:t xml:space="preserve">Дата и время окончания </w:t>
+            </w:r>
+            <w:proofErr w:type="spellStart"/>
+            <w:r>
+              <w:rPr>
+                <w:sz w:val="20"/>
+                <w:szCs w:val="20"/>
+                <w:lang w:val="ru-RU"/>
+              </w:rPr>
+              <w:t>погруз</w:t>
+            </w:r>
+            <w:proofErr w:type="spellEnd"/>
+            <w:r>
+              <w:rPr>
+                <w:sz w:val="20"/>
+                <w:szCs w:val="20"/>
+                <w:lang w:val="ru-RU"/>
+              </w:rPr>
+              <w:t xml:space="preserve">. работ  </w:t>
+            </w:r>
+            <w:proofErr w:type="gramStart"/>
+            <w:r>
+              <w:rPr>
+                <w:sz w:val="20"/>
+                <w:szCs w:val="20"/>
+                <w:lang w:val="ru-RU"/>
+              </w:rPr>
+              <w:t xml:space="preserve">   «</w:t>
+            </w:r>
+            <w:proofErr w:type="gramEnd"/>
+            <w:r>
+              <w:rPr>
+                <w:sz w:val="20"/>
+                <w:szCs w:val="20"/>
+                <w:lang w:val="ru-RU"/>
+              </w:rPr>
+              <w:t>_____»__________20___г _____</w:t>
+            </w:r>
+            <w:proofErr w:type="spellStart"/>
+            <w:r>
+              <w:rPr>
+                <w:sz w:val="20"/>
+                <w:szCs w:val="20"/>
+                <w:lang w:val="ru-RU"/>
+              </w:rPr>
+              <w:t>ч:_____мин</w:t>
+            </w:r>
+            <w:proofErr w:type="spellEnd"/>
           </w:p>
         </w:tc>
         <w:tc>
@@ -1603,37 +1746,103 @@
                 <w:szCs w:val="20"/>
                 <w:lang w:val="ru-RU"/>
               </w:rPr>
-              <w:t>Дата и время прибытия ТС под разгрузку «____»__________20___г _____ч:_____мин</w:t>
-            </w:r>
-          </w:p>
-          <w:p>
-            <w:pPr>
-              <w:rPr>
-                <w:sz w:val="20"/>
-                <w:szCs w:val="20"/>
-                <w:lang w:val="ru-RU"/>
-              </w:rPr>
-            </w:pPr>
-            <w:r>
-              <w:rPr>
-                <w:sz w:val="20"/>
-                <w:szCs w:val="20"/>
-                <w:lang w:val="ru-RU"/>
-              </w:rPr>
-              <w:t>Дата и время окончания разгруз. работ     «____»__________20___г _____ч:_____мин</w:t>
-            </w:r>
+              <w:t>Дата и время прибытия ТС под разгрузку «___</w:t>
+            </w:r>
+            <w:proofErr w:type="gramStart"/>
+            <w:r>
+              <w:rPr>
+                <w:sz w:val="20"/>
+                <w:szCs w:val="20"/>
+                <w:lang w:val="ru-RU"/>
+              </w:rPr>
+              <w:t>_»_</w:t>
+            </w:r>
+            <w:proofErr w:type="gramEnd"/>
+            <w:r>
+              <w:rPr>
+                <w:sz w:val="20"/>
+                <w:szCs w:val="20"/>
+                <w:lang w:val="ru-RU"/>
+              </w:rPr>
+              <w:t>_________20___г _____</w:t>
+            </w:r>
+            <w:proofErr w:type="spellStart"/>
+            <w:r>
+              <w:rPr>
+                <w:sz w:val="20"/>
+                <w:szCs w:val="20"/>
+                <w:lang w:val="ru-RU"/>
+              </w:rPr>
+              <w:t>ч:_____мин</w:t>
+            </w:r>
+            <w:proofErr w:type="spellEnd"/>
+          </w:p>
+          <w:p>
+            <w:pPr>
+              <w:rPr>
+                <w:sz w:val="20"/>
+                <w:szCs w:val="20"/>
+                <w:lang w:val="ru-RU"/>
+              </w:rPr>
+            </w:pPr>
+            <w:r>
+              <w:rPr>
+                <w:sz w:val="20"/>
+                <w:szCs w:val="20"/>
+                <w:lang w:val="ru-RU"/>
+              </w:rPr>
+              <w:t xml:space="preserve">Дата и время окончания </w:t>
+            </w:r>
+            <w:proofErr w:type="spellStart"/>
+            <w:r>
+              <w:rPr>
+                <w:sz w:val="20"/>
+                <w:szCs w:val="20"/>
+                <w:lang w:val="ru-RU"/>
+              </w:rPr>
+              <w:t>разгруз</w:t>
+            </w:r>
+            <w:proofErr w:type="spellEnd"/>
+            <w:r>
+              <w:rPr>
+                <w:sz w:val="20"/>
+                <w:szCs w:val="20"/>
+                <w:lang w:val="ru-RU"/>
+              </w:rPr>
+              <w:t xml:space="preserve">. работ  </w:t>
+            </w:r>
+            <w:proofErr w:type="gramStart"/>
+            <w:r>
+              <w:rPr>
+                <w:sz w:val="20"/>
+                <w:szCs w:val="20"/>
+                <w:lang w:val="ru-RU"/>
+              </w:rPr>
+              <w:t xml:space="preserve">   «</w:t>
+            </w:r>
+            <w:proofErr w:type="gramEnd"/>
+            <w:r>
+              <w:rPr>
+                <w:sz w:val="20"/>
+                <w:szCs w:val="20"/>
+                <w:lang w:val="ru-RU"/>
+              </w:rPr>
+              <w:t>____»__________20___г _____</w:t>
+            </w:r>
+            <w:proofErr w:type="spellStart"/>
+            <w:r>
+              <w:rPr>
+                <w:sz w:val="20"/>
+                <w:szCs w:val="20"/>
+                <w:lang w:val="ru-RU"/>
+              </w:rPr>
+              <w:t>ч:_____мин</w:t>
+            </w:r>
+            <w:proofErr w:type="spellEnd"/>
           </w:p>
         </w:tc>
       </w:tr>
     </w:tbl>
-    <w:p>
-      <w:pPr>
-        <w:rPr>
-          <w:b/>
-          <w:lang w:val="kk-KZ"/>
-        </w:rPr>
-      </w:pPr>
-    </w:p>
     <w:p>
       <w:pPr>
         <w:rPr>

--- a/public/templates/template_ttn.docx
+++ b/public/templates/template_ttn.docx
@@ -5,10 +5,15 @@
     <w:p>
       <w:pPr>
         <w:rPr>
-          <w:b/>
           <w:lang w:val="kk-KZ"/>
         </w:rPr>
       </w:pPr>
+      <w:r>
+        <w:rPr>
+          <w:lang w:val="ru-RU"/>
+        </w:rPr>
+        <w:t>{%logo}</w:t>
+      </w:r>
     </w:p>
     <w:p>
       <w:pPr>
@@ -23,14 +28,7 @@
           <w:b/>
           <w:lang w:val="kk-KZ"/>
         </w:rPr>
-        <w:t xml:space="preserve">ТОВАРНО-ТРАНСПОРТНАЯ НАКЛАДНАЯ </w:t>
-      </w:r>
-      <w:r>
-        <w:rPr>
-          <w:b/>
-          <w:lang w:val="kk-KZ"/>
-        </w:rPr>
-        <w:t xml:space="preserve"> </w:t>
+        <w:t xml:space="preserve">ТОВАРНО-ТРАНСПОРТНАЯ НАКЛАДНАЯ  </w:t>
       </w:r>
       <w:r>
         <w:rPr>
@@ -70,14 +68,7 @@
           <w:b/>
           <w:lang w:val="kk-KZ"/>
         </w:rPr>
-        <w:t>О</w:t>
-      </w:r>
-      <w:r>
-        <w:rPr>
-          <w:b/>
-          <w:lang w:val="kk-KZ"/>
-        </w:rPr>
-        <w:t>т</w:t>
+        <w:t>От</w:t>
       </w:r>
       <w:r>
         <w:rPr>
@@ -118,21 +109,7 @@
           <w:b/>
           <w:lang w:val="kk-KZ"/>
         </w:rPr>
-        <w:t xml:space="preserve">  </w:t>
-      </w:r>
-      <w:r>
-        <w:rPr>
-          <w:b/>
-          <w:lang w:val="kk-KZ"/>
-        </w:rPr>
-        <w:t>Тип транспорта</w:t>
-      </w:r>
-      <w:r>
-        <w:rPr>
-          <w:b/>
-          <w:lang w:val="kk-KZ"/>
-        </w:rPr>
-        <w:t xml:space="preserve">: </w:t>
+        <w:t xml:space="preserve">  Тип транспорта: </w:t>
       </w:r>
       <w:r>
         <w:rPr>
@@ -140,99 +117,14 @@
           <w:u w:val="single"/>
           <w:lang w:val="kk-KZ"/>
         </w:rPr>
-        <w:t>{transportType}</w:t>
-      </w:r>
-      <w:r>
-        <w:rPr>
-          <w:b/>
-          <w:u w:val="single"/>
-          <w:lang w:val="kk-KZ"/>
-        </w:rPr>
-        <w:t xml:space="preserve"> </w:t>
-      </w:r>
-      <w:r>
-        <w:rPr>
-          <w:b/>
-          <w:u w:val="single"/>
-          <w:lang w:val="kk-KZ"/>
-        </w:rPr>
-        <w:t>{vehicle</w:t>
-      </w:r>
-      <w:r>
-        <w:rPr>
-          <w:b/>
-          <w:u w:val="single"/>
-          <w:lang w:val="kk-KZ"/>
-        </w:rPr>
-        <w:t>_model</w:t>
-      </w:r>
-      <w:r>
-        <w:rPr>
-          <w:b/>
-          <w:u w:val="single"/>
-          <w:lang w:val="kk-KZ"/>
-        </w:rPr>
-        <w:t>}</w:t>
-      </w:r>
-      <w:r>
-        <w:rPr>
-          <w:b/>
-          <w:u w:val="single"/>
-          <w:lang w:val="kk-KZ"/>
-        </w:rPr>
-        <w:t xml:space="preserve"> {vehicl</w:t>
-      </w:r>
-      <w:r>
-        <w:rPr>
-          <w:b/>
-          <w:u w:val="single"/>
-          <w:lang w:val="kk-KZ"/>
-        </w:rPr>
-        <w:t>e</w:t>
-      </w:r>
-      <w:r>
-        <w:rPr>
-          <w:b/>
-          <w:u w:val="single"/>
-          <w:lang w:val="kk-KZ"/>
-        </w:rPr>
-        <w:t>}</w:t>
-      </w:r>
-      <w:r>
-        <w:rPr>
-          <w:b/>
-          <w:u w:val="single"/>
-          <w:lang w:val="kk-KZ"/>
-        </w:rPr>
-        <w:t xml:space="preserve">   </w:t>
+        <w:t xml:space="preserve">{transportType} {vehicle_model} {vehicle}   </w:t>
       </w:r>
       <w:r>
         <w:rPr>
           <w:b/>
           <w:lang w:val="kk-KZ"/>
         </w:rPr>
-        <w:t xml:space="preserve">          </w:t>
-      </w:r>
-      <w:r>
-        <w:rPr>
-          <w:b/>
-          <w:lang w:val="kk-KZ"/>
-        </w:rPr>
-        <w:t xml:space="preserve">  </w:t>
-      </w:r>
-      <w:r>
-        <w:rPr>
-          <w:b/>
-          <w:lang w:val="kk-KZ"/>
-        </w:rPr>
-        <w:t>{driver_label}</w:t>
-      </w:r>
-      <w:r>
-        <w:rPr>
-          <w:b/>
-          <w:lang w:val="kk-KZ"/>
-        </w:rPr>
-        <w:t xml:space="preserve">: </w:t>
+        <w:t xml:space="preserve">            {driver_label}: </w:t>
       </w:r>
       <w:r>
         <w:rPr>
@@ -299,27 +191,7 @@
               <w:rPr>
                 <w:b/>
               </w:rPr>
-              <w:t xml:space="preserve">: </w:t>
-            </w:r>
-            <w:r>
-              <w:rPr>
-                <w:b/>
-              </w:rPr>
-              <w:t>{</w:t>
-            </w:r>
-            <w:proofErr w:type="spellStart"/>
-            <w:r>
-              <w:rPr>
-                <w:b/>
-              </w:rPr>
-              <w:t>customer_company</w:t>
-            </w:r>
-            <w:proofErr w:type="spellEnd"/>
-            <w:r>
-              <w:rPr>
-                <w:b/>
-              </w:rPr>
-              <w:t>}</w:t>
+              <w:t>: {customer_company}</w:t>
             </w:r>
           </w:p>
           <w:p>
@@ -350,15 +222,7 @@
               <w:t xml:space="preserve">: </w:t>
             </w:r>
             <w:r>
-              <w:t>{</w:t>
-            </w:r>
-            <w:proofErr w:type="spellStart"/>
-            <w:r>
-              <w:t>receiver_company</w:t>
-            </w:r>
-            <w:proofErr w:type="spellEnd"/>
-            <w:r>
-              <w:t>}</w:t>
+              <w:t>{receiver_company}</w:t>
             </w:r>
           </w:p>
           <w:p>
@@ -392,7 +256,6 @@
               </w:rPr>
               <w:t xml:space="preserve"> </w:t>
             </w:r>
-            <w:proofErr w:type="gramStart"/>
             <w:r>
               <w:rPr>
                 <w:b/>
@@ -410,28 +273,7 @@
               <w:rPr>
                 <w:bCs/>
               </w:rPr>
-              <w:t>{</w:t>
-            </w:r>
-            <w:proofErr w:type="spellStart"/>
-            <w:proofErr w:type="gramEnd"/>
-            <w:r>
-              <w:rPr>
-                <w:bCs/>
-              </w:rPr>
-              <w:t>re</w:t>
-            </w:r>
-            <w:r>
-              <w:rPr>
-                <w:bCs/>
-              </w:rPr>
-              <w:t>ceiver_phone</w:t>
-            </w:r>
-            <w:proofErr w:type="spellEnd"/>
-            <w:r>
-              <w:rPr>
-                <w:bCs/>
-              </w:rPr>
-              <w:t>}</w:t>
+              <w:t>{receiver_phone}</w:t>
             </w:r>
           </w:p>
           <w:p>
@@ -461,18 +303,7 @@
               <w:t xml:space="preserve">: </w:t>
             </w:r>
             <w:r>
-              <w:t>{</w:t>
-            </w:r>
-            <w:proofErr w:type="spellStart"/>
-            <w:r>
-              <w:t>routeFull</w:t>
-            </w:r>
-            <w:proofErr w:type="spellEnd"/>
-            <w:r>
-              <w:t>}</w:t>
-            </w:r>
-            <w:r>
-              <w:t xml:space="preserve"> </w:t>
+              <w:t xml:space="preserve">{routeFull} </w:t>
             </w:r>
           </w:p>
           <w:p>
@@ -521,19 +352,7 @@
               <w:rPr>
                 <w:lang w:val="ru-RU"/>
               </w:rPr>
-              <w:t>Сведения</w:t>
-            </w:r>
-            <w:r>
-              <w:rPr>
-                <w:lang w:val="ru-RU"/>
-              </w:rPr>
-              <w:t xml:space="preserve"> </w:t>
-            </w:r>
-            <w:r>
-              <w:rPr>
-                <w:lang w:val="ru-RU"/>
-              </w:rPr>
-              <w:t>о грузе</w:t>
+              <w:t>Сведения о грузе</w:t>
             </w:r>
           </w:p>
         </w:tc>
@@ -587,6 +406,22 @@
                 <w:lang w:val="ru-RU"/>
               </w:rPr>
               <w:t>Отметки таможни</w:t>
+            </w:r>
+          </w:p>
+          <w:p>
+            <w:pPr>
+              <w:jc w:val="right"/>
+              <w:rPr>
+                <w:sz w:val="16"/>
+                <w:lang w:val="ru-RU"/>
+              </w:rPr>
+            </w:pPr>
+            <w:r>
+              <w:rPr>
+                <w:sz w:val="16"/>
+                <w:lang w:val="ru-RU"/>
+              </w:rPr>
+              <w:t>{%watermark_corner}</w:t>
             </w:r>
           </w:p>
         </w:tc>
@@ -648,18 +483,8 @@
                 <w:szCs w:val="16"/>
                 <w:lang w:val="ru-RU"/>
               </w:rPr>
-              <w:t xml:space="preserve">№ </w:t>
-            </w:r>
-            <w:proofErr w:type="spellStart"/>
-            <w:r>
-              <w:rPr>
-                <w:sz w:val="16"/>
-                <w:szCs w:val="16"/>
-                <w:lang w:val="ru-RU"/>
-              </w:rPr>
-              <w:t>пп</w:t>
-            </w:r>
-            <w:proofErr w:type="spellEnd"/>
+              <w:t>№ пп</w:t>
+            </w:r>
           </w:p>
         </w:tc>
         <w:tc>
@@ -707,18 +532,8 @@
                 <w:szCs w:val="16"/>
                 <w:lang w:val="ru-RU"/>
               </w:rPr>
-              <w:t>Ед. Из-</w:t>
-            </w:r>
-            <w:proofErr w:type="spellStart"/>
-            <w:r>
-              <w:rPr>
-                <w:sz w:val="16"/>
-                <w:szCs w:val="16"/>
-                <w:lang w:val="ru-RU"/>
-              </w:rPr>
-              <w:t>ия</w:t>
-            </w:r>
-            <w:proofErr w:type="spellEnd"/>
+              <w:t>Ед. Из-ия</w:t>
+            </w:r>
           </w:p>
         </w:tc>
         <w:tc>
@@ -783,18 +598,7 @@
               <w:jc w:val="center"/>
             </w:pPr>
             <w:r>
-              <w:t>{#</w:t>
-            </w:r>
-            <w:proofErr w:type="gramStart"/>
-            <w:r>
-              <w:t>rows}</w:t>
-            </w:r>
-            <w:r>
-              <w:t>{</w:t>
-            </w:r>
-            <w:proofErr w:type="gramEnd"/>
-            <w:r>
-              <w:t>index}</w:t>
+              <w:t>{#rows}{index}</w:t>
             </w:r>
           </w:p>
         </w:tc>
@@ -805,13 +609,7 @@
           </w:tcPr>
           <w:p>
             <w:r>
-              <w:t>{</w:t>
-            </w:r>
-            <w:r>
-              <w:t>title</w:t>
-            </w:r>
-            <w:r>
-              <w:t>}</w:t>
+              <w:t>{title}</w:t>
             </w:r>
           </w:p>
         </w:tc>
@@ -859,10 +657,7 @@
               <w:jc w:val="center"/>
             </w:pPr>
             <w:r>
-              <w:t>{weight}</w:t>
-            </w:r>
-            <w:r>
-              <w:t>{/rows}</w:t>
+              <w:t>{weight}{/rows}</w:t>
             </w:r>
           </w:p>
         </w:tc>
@@ -935,41 +730,7 @@
                 <w:szCs w:val="20"/>
                 <w:lang w:val="ru-RU"/>
               </w:rPr>
-              <w:t xml:space="preserve">Массой </w:t>
-            </w:r>
-            <w:proofErr w:type="gramStart"/>
-            <w:r>
-              <w:rPr>
-                <w:sz w:val="20"/>
-                <w:szCs w:val="20"/>
-                <w:lang w:val="ru-RU"/>
-              </w:rPr>
-              <w:t>брутто</w:t>
-            </w:r>
-            <w:r>
-              <w:rPr>
-                <w:sz w:val="20"/>
-                <w:szCs w:val="20"/>
-                <w:lang w:val="ru-RU"/>
-              </w:rPr>
-              <w:t xml:space="preserve">, </w:t>
-            </w:r>
-            <w:r>
-              <w:rPr>
-                <w:sz w:val="20"/>
-                <w:szCs w:val="20"/>
-                <w:lang w:val="ru-RU"/>
-              </w:rPr>
-              <w:t xml:space="preserve">  </w:t>
-            </w:r>
-            <w:proofErr w:type="gramEnd"/>
-            <w:r>
-              <w:rPr>
-                <w:sz w:val="20"/>
-                <w:szCs w:val="20"/>
-                <w:lang w:val="ru-RU"/>
-              </w:rPr>
-              <w:t>{</w:t>
+              <w:t>Массой брутто,   {</w:t>
             </w:r>
             <w:r>
               <w:rPr>
@@ -999,47 +760,7 @@
                 <w:szCs w:val="20"/>
                 <w:lang w:val="ru-RU"/>
               </w:rPr>
-              <w:t>}</w:t>
-            </w:r>
-            <w:r>
-              <w:rPr>
-                <w:sz w:val="20"/>
-                <w:szCs w:val="20"/>
-                <w:lang w:val="ru-RU"/>
-              </w:rPr>
-              <w:t xml:space="preserve"> </w:t>
-            </w:r>
-            <w:r>
-              <w:rPr>
-                <w:sz w:val="20"/>
-                <w:szCs w:val="20"/>
-                <w:lang w:val="ru-RU"/>
-              </w:rPr>
-              <w:t>кг</w:t>
-            </w:r>
-            <w:r>
-              <w:rPr>
-                <w:sz w:val="20"/>
-                <w:szCs w:val="20"/>
-                <w:lang w:val="ru-RU"/>
-              </w:rPr>
-              <w:t xml:space="preserve">, </w:t>
-            </w:r>
-            <w:r>
-              <w:rPr>
-                <w:sz w:val="20"/>
-                <w:szCs w:val="20"/>
-                <w:lang w:val="ru-RU"/>
-              </w:rPr>
-              <w:t xml:space="preserve">  </w:t>
-            </w:r>
-            <w:r>
-              <w:rPr>
-                <w:sz w:val="20"/>
-                <w:szCs w:val="20"/>
-                <w:lang w:val="ru-RU"/>
-              </w:rPr>
-              <w:t>{</w:t>
+              <w:t>} кг,   {</w:t>
             </w:r>
             <w:r>
               <w:rPr>
@@ -1069,83 +790,33 @@
                 <w:szCs w:val="20"/>
                 <w:lang w:val="ru-RU"/>
               </w:rPr>
-              <w:t>}</w:t>
-            </w:r>
-            <w:r>
-              <w:rPr>
-                <w:sz w:val="20"/>
-                <w:szCs w:val="20"/>
-                <w:lang w:val="ru-RU"/>
-              </w:rPr>
-              <w:t xml:space="preserve"> </w:t>
-            </w:r>
-            <w:r>
-              <w:rPr>
-                <w:sz w:val="20"/>
-                <w:szCs w:val="20"/>
-                <w:lang w:val="ru-RU"/>
-              </w:rPr>
-              <w:t>мест</w:t>
-            </w:r>
-            <w:r>
-              <w:rPr>
-                <w:sz w:val="20"/>
-                <w:szCs w:val="20"/>
-                <w:lang w:val="ru-RU"/>
-              </w:rPr>
-              <w:t xml:space="preserve">о </w:t>
-            </w:r>
-            <w:r>
-              <w:rPr>
-                <w:sz w:val="20"/>
-                <w:szCs w:val="20"/>
-                <w:lang w:val="ru-RU"/>
-              </w:rPr>
-              <w:t xml:space="preserve"> к перевозке</w:t>
-            </w:r>
-          </w:p>
-          <w:p>
-            <w:pPr>
-              <w:rPr>
-                <w:sz w:val="20"/>
-                <w:szCs w:val="20"/>
-                <w:lang w:val="ru-RU"/>
-              </w:rPr>
-            </w:pPr>
-          </w:p>
-          <w:p>
-            <w:pPr>
-              <w:rPr>
-                <w:sz w:val="20"/>
-                <w:szCs w:val="20"/>
-                <w:lang w:val="ru-RU"/>
-              </w:rPr>
-            </w:pPr>
-            <w:r>
-              <w:rPr>
-                <w:sz w:val="20"/>
-                <w:szCs w:val="20"/>
-                <w:lang w:val="ru-RU"/>
-              </w:rPr>
-              <w:t>Сдал: менеджер {</w:t>
-            </w:r>
-            <w:proofErr w:type="spellStart"/>
-            <w:r>
-              <w:rPr>
-                <w:sz w:val="20"/>
-                <w:szCs w:val="20"/>
-                <w:lang w:val="ru-RU"/>
-              </w:rPr>
-              <w:t>manager_name</w:t>
-            </w:r>
-            <w:proofErr w:type="spellEnd"/>
-            <w:r>
-              <w:rPr>
-                <w:sz w:val="20"/>
-                <w:szCs w:val="20"/>
-                <w:lang w:val="ru-RU"/>
-              </w:rPr>
-              <w:t>} __________ подпись</w:t>
+              <w:t>} место  к перевозке</w:t>
+            </w:r>
+          </w:p>
+          <w:p>
+            <w:pPr>
+              <w:rPr>
+                <w:sz w:val="20"/>
+                <w:szCs w:val="20"/>
+                <w:lang w:val="ru-RU"/>
+              </w:rPr>
+            </w:pPr>
+          </w:p>
+          <w:p>
+            <w:pPr>
+              <w:rPr>
+                <w:sz w:val="20"/>
+                <w:szCs w:val="20"/>
+                <w:lang w:val="ru-RU"/>
+              </w:rPr>
+            </w:pPr>
+            <w:r>
+              <w:rPr>
+                <w:sz w:val="20"/>
+                <w:szCs w:val="20"/>
+                <w:lang w:val="ru-RU"/>
+              </w:rPr>
+              <w:t>Сдал: менеджер {manager_name} __________ подпись</w:t>
             </w:r>
           </w:p>
           <w:p>
@@ -1249,25 +920,7 @@
                 <w:szCs w:val="20"/>
                 <w:lang w:val="ru-RU"/>
               </w:rPr>
-              <w:t>Принял водитель: {</w:t>
-            </w:r>
-            <w:proofErr w:type="spellStart"/>
-            <w:r>
-              <w:rPr>
-                <w:sz w:val="20"/>
-                <w:szCs w:val="20"/>
-                <w:lang w:val="ru-RU"/>
-              </w:rPr>
-              <w:t>driver</w:t>
-            </w:r>
-            <w:proofErr w:type="spellEnd"/>
-            <w:r>
-              <w:rPr>
-                <w:sz w:val="20"/>
-                <w:szCs w:val="20"/>
-                <w:lang w:val="ru-RU"/>
-              </w:rPr>
-              <w:t>} ______________</w:t>
+              <w:t>Принял водитель: {driver} ______________</w:t>
             </w:r>
           </w:p>
           <w:p>
@@ -1339,23 +992,7 @@
                 <w:szCs w:val="20"/>
                 <w:lang w:val="ru-RU"/>
               </w:rPr>
-              <w:t>Массой брутто</w:t>
-            </w:r>
-            <w:r>
-              <w:rPr>
-                <w:sz w:val="20"/>
-                <w:szCs w:val="20"/>
-                <w:lang w:val="ru-RU"/>
-              </w:rPr>
-              <w:t xml:space="preserve"> </w:t>
-            </w:r>
-            <w:r>
-              <w:rPr>
-                <w:sz w:val="20"/>
-                <w:szCs w:val="20"/>
-                <w:lang w:val="ru-RU"/>
-              </w:rPr>
-              <w:t>{</w:t>
+              <w:t>Массой брутто {</w:t>
             </w:r>
             <w:r>
               <w:rPr>
@@ -1385,39 +1022,7 @@
                 <w:szCs w:val="20"/>
                 <w:lang w:val="ru-RU"/>
               </w:rPr>
-              <w:t>}</w:t>
-            </w:r>
-            <w:r>
-              <w:rPr>
-                <w:sz w:val="20"/>
-                <w:szCs w:val="20"/>
-                <w:lang w:val="ru-RU"/>
-              </w:rPr>
-              <w:t xml:space="preserve"> </w:t>
-            </w:r>
-            <w:r>
-              <w:rPr>
-                <w:sz w:val="20"/>
-                <w:szCs w:val="20"/>
-                <w:lang w:val="ru-RU"/>
-              </w:rPr>
-              <w:t>кг</w:t>
-            </w:r>
-            <w:r>
-              <w:rPr>
-                <w:sz w:val="20"/>
-                <w:szCs w:val="20"/>
-                <w:lang w:val="ru-RU"/>
-              </w:rPr>
-              <w:t xml:space="preserve"> </w:t>
-            </w:r>
-            <w:r>
-              <w:rPr>
-                <w:sz w:val="20"/>
-                <w:szCs w:val="20"/>
-                <w:lang w:val="ru-RU"/>
-              </w:rPr>
-              <w:t>{</w:t>
+              <w:t>} кг {</w:t>
             </w:r>
             <w:r>
               <w:rPr>
@@ -1447,65 +1052,33 @@
                 <w:szCs w:val="20"/>
                 <w:lang w:val="ru-RU"/>
               </w:rPr>
-              <w:t>}</w:t>
-            </w:r>
-            <w:r>
-              <w:rPr>
-                <w:sz w:val="20"/>
-                <w:szCs w:val="20"/>
-                <w:lang w:val="ru-RU"/>
-              </w:rPr>
-              <w:t xml:space="preserve"> </w:t>
-            </w:r>
-            <w:r>
-              <w:rPr>
-                <w:sz w:val="20"/>
-                <w:szCs w:val="20"/>
-                <w:lang w:val="ru-RU"/>
-              </w:rPr>
-              <w:t>мест</w:t>
-            </w:r>
-            <w:r>
-              <w:rPr>
-                <w:sz w:val="20"/>
-                <w:szCs w:val="20"/>
-                <w:lang w:val="ru-RU"/>
-              </w:rPr>
-              <w:t>о</w:t>
-            </w:r>
-          </w:p>
-          <w:p>
-            <w:pPr>
-              <w:rPr>
-                <w:sz w:val="20"/>
-                <w:szCs w:val="20"/>
-                <w:lang w:val="ru-RU"/>
-              </w:rPr>
-            </w:pPr>
-          </w:p>
-          <w:p>
-            <w:pPr>
-              <w:rPr>
-                <w:sz w:val="20"/>
-                <w:szCs w:val="20"/>
-                <w:lang w:val="ru-RU"/>
-              </w:rPr>
-            </w:pPr>
-            <w:r>
-              <w:rPr>
-                <w:sz w:val="20"/>
-                <w:szCs w:val="20"/>
-                <w:lang w:val="ru-RU"/>
-              </w:rPr>
-              <w:t xml:space="preserve">Сдал водитель: </w:t>
-            </w:r>
-            <w:r>
-              <w:rPr>
-                <w:sz w:val="20"/>
-                <w:szCs w:val="20"/>
-                <w:lang w:val="ru-RU"/>
-              </w:rPr>
-              <w:t>{</w:t>
+              <w:t>} место</w:t>
+            </w:r>
+          </w:p>
+          <w:p>
+            <w:pPr>
+              <w:rPr>
+                <w:sz w:val="20"/>
+                <w:szCs w:val="20"/>
+                <w:lang w:val="ru-RU"/>
+              </w:rPr>
+            </w:pPr>
+          </w:p>
+          <w:p>
+            <w:pPr>
+              <w:rPr>
+                <w:sz w:val="20"/>
+                <w:szCs w:val="20"/>
+                <w:lang w:val="ru-RU"/>
+              </w:rPr>
+            </w:pPr>
+            <w:r>
+              <w:rPr>
+                <w:sz w:val="20"/>
+                <w:szCs w:val="20"/>
+                <w:lang w:val="ru-RU"/>
+              </w:rPr>
+              <w:t>Сдал водитель: {</w:t>
             </w:r>
             <w:r>
               <w:rPr>
@@ -1520,23 +1093,7 @@
                 <w:szCs w:val="20"/>
                 <w:lang w:val="ru-RU"/>
               </w:rPr>
-              <w:t>}</w:t>
-            </w:r>
-            <w:r>
-              <w:rPr>
-                <w:sz w:val="20"/>
-                <w:szCs w:val="20"/>
-                <w:lang w:val="ru-RU"/>
-              </w:rPr>
-              <w:t>____</w:t>
-            </w:r>
-            <w:r>
-              <w:rPr>
-                <w:sz w:val="20"/>
-                <w:szCs w:val="20"/>
-                <w:lang w:val="ru-RU"/>
-              </w:rPr>
-              <w:t>___________</w:t>
+              <w:t>}_______________</w:t>
             </w:r>
           </w:p>
           <w:p>
@@ -1632,99 +1189,25 @@
                 <w:szCs w:val="20"/>
                 <w:lang w:val="ru-RU"/>
               </w:rPr>
-              <w:t>Дата и время прибытия ТС под загрузку «____</w:t>
-            </w:r>
-            <w:proofErr w:type="gramStart"/>
-            <w:r>
-              <w:rPr>
-                <w:sz w:val="20"/>
-                <w:szCs w:val="20"/>
-                <w:lang w:val="ru-RU"/>
-              </w:rPr>
-              <w:t>_»_</w:t>
-            </w:r>
-            <w:proofErr w:type="gramEnd"/>
-            <w:r>
-              <w:rPr>
-                <w:sz w:val="20"/>
-                <w:szCs w:val="20"/>
-                <w:lang w:val="ru-RU"/>
-              </w:rPr>
-              <w:t>_________20___г _____</w:t>
-            </w:r>
-            <w:proofErr w:type="spellStart"/>
-            <w:r>
-              <w:rPr>
-                <w:sz w:val="20"/>
-                <w:szCs w:val="20"/>
-                <w:lang w:val="ru-RU"/>
-              </w:rPr>
-              <w:t>ч:_____мин</w:t>
-            </w:r>
-            <w:proofErr w:type="spellEnd"/>
-          </w:p>
-          <w:p>
-            <w:pPr>
-              <w:rPr>
-                <w:sz w:val="20"/>
-                <w:szCs w:val="20"/>
-                <w:lang w:val="ru-RU"/>
-              </w:rPr>
-            </w:pPr>
-            <w:r>
-              <w:rPr>
-                <w:sz w:val="20"/>
-                <w:szCs w:val="20"/>
-                <w:lang w:val="ru-RU"/>
-              </w:rPr>
-              <w:t xml:space="preserve">Дата и время окончания </w:t>
-            </w:r>
-            <w:proofErr w:type="spellStart"/>
-            <w:r>
-              <w:rPr>
-                <w:sz w:val="20"/>
-                <w:szCs w:val="20"/>
-                <w:lang w:val="ru-RU"/>
-              </w:rPr>
-              <w:t>погруз</w:t>
-            </w:r>
-            <w:proofErr w:type="spellEnd"/>
-            <w:r>
-              <w:rPr>
-                <w:sz w:val="20"/>
-                <w:szCs w:val="20"/>
-                <w:lang w:val="ru-RU"/>
-              </w:rPr>
-              <w:t xml:space="preserve">. работ  </w:t>
-            </w:r>
-            <w:proofErr w:type="gramStart"/>
-            <w:r>
-              <w:rPr>
-                <w:sz w:val="20"/>
-                <w:szCs w:val="20"/>
-                <w:lang w:val="ru-RU"/>
-              </w:rPr>
-              <w:t xml:space="preserve">   «</w:t>
-            </w:r>
-            <w:proofErr w:type="gramEnd"/>
-            <w:r>
-              <w:rPr>
-                <w:sz w:val="20"/>
-                <w:szCs w:val="20"/>
-                <w:lang w:val="ru-RU"/>
-              </w:rPr>
-              <w:t>_____»__________20___г _____</w:t>
-            </w:r>
-            <w:proofErr w:type="spellStart"/>
-            <w:r>
-              <w:rPr>
-                <w:sz w:val="20"/>
-                <w:szCs w:val="20"/>
-                <w:lang w:val="ru-RU"/>
-              </w:rPr>
-              <w:t>ч:_____мин</w:t>
-            </w:r>
-            <w:proofErr w:type="spellEnd"/>
+              <w:t>Дата и время прибытия ТС под загрузку «_____»__________20___г _____ч:_____мин</w:t>
+            </w:r>
+          </w:p>
+          <w:p>
+            <w:pPr>
+              <w:rPr>
+                <w:sz w:val="20"/>
+                <w:szCs w:val="20"/>
+                <w:lang w:val="ru-RU"/>
+              </w:rPr>
+            </w:pPr>
+            <w:r>
+              <w:rPr>
+                <w:sz w:val="20"/>
+                <w:szCs w:val="20"/>
+                <w:lang w:val="ru-RU"/>
+              </w:rPr>
+              <w:t>Дата и время окончания погруз. работ     «_____»__________20___г _____ч:_____мин</w:t>
+            </w:r>
           </w:p>
         </w:tc>
         <w:tc>
@@ -1746,99 +1229,25 @@
                 <w:szCs w:val="20"/>
                 <w:lang w:val="ru-RU"/>
               </w:rPr>
-              <w:t>Дата и время прибытия ТС под разгрузку «___</w:t>
-            </w:r>
-            <w:proofErr w:type="gramStart"/>
-            <w:r>
-              <w:rPr>
-                <w:sz w:val="20"/>
-                <w:szCs w:val="20"/>
-                <w:lang w:val="ru-RU"/>
-              </w:rPr>
-              <w:t>_»_</w:t>
-            </w:r>
-            <w:proofErr w:type="gramEnd"/>
-            <w:r>
-              <w:rPr>
-                <w:sz w:val="20"/>
-                <w:szCs w:val="20"/>
-                <w:lang w:val="ru-RU"/>
-              </w:rPr>
-              <w:t>_________20___г _____</w:t>
-            </w:r>
-            <w:proofErr w:type="spellStart"/>
-            <w:r>
-              <w:rPr>
-                <w:sz w:val="20"/>
-                <w:szCs w:val="20"/>
-                <w:lang w:val="ru-RU"/>
-              </w:rPr>
-              <w:t>ч:_____мин</w:t>
-            </w:r>
-            <w:proofErr w:type="spellEnd"/>
-          </w:p>
-          <w:p>
-            <w:pPr>
-              <w:rPr>
-                <w:sz w:val="20"/>
-                <w:szCs w:val="20"/>
-                <w:lang w:val="ru-RU"/>
-              </w:rPr>
-            </w:pPr>
-            <w:r>
-              <w:rPr>
-                <w:sz w:val="20"/>
-                <w:szCs w:val="20"/>
-                <w:lang w:val="ru-RU"/>
-              </w:rPr>
-              <w:t xml:space="preserve">Дата и время окончания </w:t>
-            </w:r>
-            <w:proofErr w:type="spellStart"/>
-            <w:r>
-              <w:rPr>
-                <w:sz w:val="20"/>
-                <w:szCs w:val="20"/>
-                <w:lang w:val="ru-RU"/>
-              </w:rPr>
-              <w:t>разгруз</w:t>
-            </w:r>
-            <w:proofErr w:type="spellEnd"/>
-            <w:r>
-              <w:rPr>
-                <w:sz w:val="20"/>
-                <w:szCs w:val="20"/>
-                <w:lang w:val="ru-RU"/>
-              </w:rPr>
-              <w:t xml:space="preserve">. работ  </w:t>
-            </w:r>
-            <w:proofErr w:type="gramStart"/>
-            <w:r>
-              <w:rPr>
-                <w:sz w:val="20"/>
-                <w:szCs w:val="20"/>
-                <w:lang w:val="ru-RU"/>
-              </w:rPr>
-              <w:t xml:space="preserve">   «</w:t>
-            </w:r>
-            <w:proofErr w:type="gramEnd"/>
-            <w:r>
-              <w:rPr>
-                <w:sz w:val="20"/>
-                <w:szCs w:val="20"/>
-                <w:lang w:val="ru-RU"/>
-              </w:rPr>
-              <w:t>____»__________20___г _____</w:t>
-            </w:r>
-            <w:proofErr w:type="spellStart"/>
-            <w:r>
-              <w:rPr>
-                <w:sz w:val="20"/>
-                <w:szCs w:val="20"/>
-                <w:lang w:val="ru-RU"/>
-              </w:rPr>
-              <w:t>ч:_____мин</w:t>
-            </w:r>
-            <w:proofErr w:type="spellEnd"/>
+              <w:t>Дата и время прибытия ТС под разгрузку «____»__________20___г _____ч:_____мин</w:t>
+            </w:r>
+          </w:p>
+          <w:p>
+            <w:pPr>
+              <w:rPr>
+                <w:sz w:val="20"/>
+                <w:szCs w:val="20"/>
+                <w:lang w:val="ru-RU"/>
+              </w:rPr>
+            </w:pPr>
+            <w:r>
+              <w:rPr>
+                <w:sz w:val="20"/>
+                <w:szCs w:val="20"/>
+                <w:lang w:val="ru-RU"/>
+              </w:rPr>
+              <w:t>Дата и время окончания разгруз. работ     «____»__________20___г _____ч:_____мин</w:t>
+            </w:r>
           </w:p>
         </w:tc>
       </w:tr>

--- a/public/templates/template_ttn.docx
+++ b/public/templates/template_ttn.docx
@@ -843,6 +843,11 @@
                 <w:lang w:val="ru-RU"/>
               </w:rPr>
               <w:t>Перевозчик: _________________________ М.П.</w:t>
+            </w:r>
+          </w:p>
+          <w:p>
+            <w:r>
+              <w:t>{%stamp}</w:t>
             </w:r>
           </w:p>
           <w:p>
